--- a/docs/vertragsdokumente/bautraegervertrag-marewald/bautraegervertrag-marewald-de-en.docx
+++ b/docs/vertragsdokumente/bautraegervertrag-marewald/bautraegervertrag-marewald-de-en.docx
@@ -1,6 +1,6 @@
 
 <file path=word/document.xml><?xml version="1.0" encoding="utf-8"?>
-<w:document xmlns:o="urn:schemas-microsoft-com:office:office" xmlns:r="http://schemas.openxmlformats.org/officeDocument/2006/relationships" xmlns:v="urn:schemas-microsoft-com:vml" xmlns:w="http://schemas.openxmlformats.org/wordprocessingml/2006/main" xmlns:w10="urn:schemas-microsoft-com:office:word" xmlns:wp="http://schemas.openxmlformats.org/drawingml/2006/wordprocessingDrawing" xmlns:pic="http://schemas.openxmlformats.org/drawingml/2006/picture" xmlns:wps="http://schemas.microsoft.com/office/word/2010/wordprocessingShape" xmlns:wpg="http://schemas.microsoft.com/office/word/2010/wordprocessingGroup" xmlns:mc="http://schemas.openxmlformats.org/markup-compatibility/2006" xmlns:wp14="http://schemas.microsoft.com/office/word/2010/wordprocessingDrawing" xmlns:w14="http://schemas.microsoft.com/office/word/2010/wordml" xmlns:w15="http://schemas.microsoft.com/office/word/2012/wordml" mc:Ignorable="w14 wp14 w15">
+<w:document xmlns:ns1="http://schemas.openxmlformats.org/markup-compatibility/2006" xmlns:w="http://schemas.openxmlformats.org/wordprocessingml/2006/main" ns1:Ignorable="w14 wp14 w15">
   <w:body>
     <w:p>
       <w:pPr>
@@ -2918,6 +2918,81 @@
               <w:t xml:space="preserve"> Der Käufer zahlt den Kaufpreis nach Baufortschritt in sieben Teilbeträgen entsprechend § 3 Abs. 2 MaBV:</w:t>
             </w:r>
           </w:p>
+          <w:p>
+            <w:pPr>
+              <w:pStyle w:val="TableHeading"/>
+              <w:spacing w:before="0" w:after="80"/>
+            </w:pPr>
+            <w:r>
+              <w:rPr>
+                <w:b/>
+              </w:rPr>
+              <w:t>Rate · Bautenstand · Anteil</w:t>
+            </w:r>
+          </w:p>
+          <w:p>
+            <w:pPr>
+              <w:pStyle w:val="TableContents"/>
+              <w:spacing w:before="0" w:after="80"/>
+            </w:pPr>
+            <w:r>
+              <w:t>1. Rate · nach Beginn der Erdarbeiten · 30,0 %</w:t>
+            </w:r>
+          </w:p>
+          <w:p>
+            <w:pPr>
+              <w:pStyle w:val="TableContents"/>
+              <w:spacing w:before="0" w:after="80"/>
+            </w:pPr>
+            <w:r>
+              <w:t>2. Rate · nach Rohbaufertigstellung einschließlich Zimmererarbeiten · 28,0 %</w:t>
+            </w:r>
+          </w:p>
+          <w:p>
+            <w:pPr>
+              <w:pStyle w:val="TableContents"/>
+              <w:spacing w:before="0" w:after="80"/>
+            </w:pPr>
+            <w:r>
+              <w:t>3. Rate · nach Dachflächen/Dachrinnen, Rohinstallation Heizung/Sanitär/Elektro und Fenstereinbau einschließlich Verglasung · 18,9 %</w:t>
+            </w:r>
+          </w:p>
+          <w:p>
+            <w:pPr>
+              <w:pStyle w:val="TableContents"/>
+              <w:spacing w:before="0" w:after="80"/>
+            </w:pPr>
+            <w:r>
+              <w:t>4. Rate · nach Innenputz, Estrich und Fliesenarbeiten im Sanitärbereich · 9,1 %</w:t>
+            </w:r>
+          </w:p>
+          <w:p>
+            <w:pPr>
+              <w:pStyle w:val="TableContents"/>
+              <w:spacing w:before="0" w:after="80"/>
+            </w:pPr>
+            <w:r>
+              <w:t>5. Rate · nach Bezugsfertigkeit Zug um Zug gegen Besitzübergabe · 8,4 %</w:t>
+            </w:r>
+          </w:p>
+          <w:p>
+            <w:pPr>
+              <w:pStyle w:val="TableContents"/>
+              <w:spacing w:before="0" w:after="80"/>
+            </w:pPr>
+            <w:r>
+              <w:t>6. Rate · nach Fassadenarbeiten · 2,1 %</w:t>
+            </w:r>
+          </w:p>
+          <w:p>
+            <w:pPr>
+              <w:pStyle w:val="TableContents"/>
+              <w:spacing w:before="0" w:after="80"/>
+            </w:pPr>
+            <w:r>
+              <w:t>7. Rate · nach vollständiger Fertigstellung einschließlich der Außenanlagen · 3,5 %</w:t>
+            </w:r>
+          </w:p>
         </w:tc>
         <w:tc>
           <w:tcPr>
@@ -2943,1074 +3018,90 @@
               <w:t xml:space="preserve"> The Buyer pays the Purchase Price after construction progress in seven instalments according to § 3 Abs. 2 MABV:</w:t>
             </w:r>
           </w:p>
-          <w:tbl>
-            <w:tblPr>
-              <w:tblW w:w="11385" w:type="dxa"/>
-              <w:jc w:val="start"/>
-              <w:tblInd w:w="0" w:type="dxa"/>
-              <w:tblLayout w:type="fixed"/>
-              <w:tblCellMar>
-                <w:top w:w="28" w:type="dxa"/>
-                <w:start w:w="28" w:type="dxa"/>
-                <w:bottom w:w="28" w:type="dxa"/>
-                <w:end w:w="28" w:type="dxa"/>
-              </w:tblCellMar>
-            </w:tblPr>
-            <w:tblGrid>
-              <w:gridCol w:w="715"/>
-              <w:gridCol w:w="9943"/>
-              <w:gridCol w:w="727"/>
-            </w:tblGrid>
-            <w:tr>
-              <w:trPr>
-                <w:tblHeader w:val="true"/>
-              </w:trPr>
-              <w:tc>
-                <w:tcPr>
-                  <w:tcW w:w="715" w:type="dxa"/>
-                  <w:tcBorders/>
-                  <w:vAlign w:val="center"/>
-                </w:tcPr>
-                <w:p>
-                  <w:pPr>
-                    <w:pStyle w:val="TableHeading"/>
-                    <w:suppressLineNumbers/>
-                    <w:bidi w:val="0"/>
-                    <w:spacing w:before="0" w:after="283"/>
-                    <w:jc w:val="center"/>
-                    <w:rPr/>
-                  </w:pPr>
-                  <w:r>
-                    <w:rPr/>
-                    <w:t>Rate</w:t>
-                  </w:r>
-                </w:p>
-              </w:tc>
-              <w:tc>
-                <w:tcPr>
-                  <w:tcW w:w="9943" w:type="dxa"/>
-                  <w:tcBorders/>
-                  <w:vAlign w:val="center"/>
-                </w:tcPr>
-                <w:p>
-                  <w:pPr>
-                    <w:pStyle w:val="TableHeading"/>
-                    <w:suppressLineNumbers/>
-                    <w:bidi w:val="0"/>
-                    <w:spacing w:before="0" w:after="283"/>
-                    <w:jc w:val="center"/>
-                    <w:rPr/>
-                  </w:pPr>
-                  <w:r>
-                    <w:rPr/>
-                    <w:t>Bautenstand</w:t>
-                  </w:r>
-                </w:p>
-              </w:tc>
-              <w:tc>
-                <w:tcPr>
-                  <w:tcW w:w="727" w:type="dxa"/>
-                  <w:tcBorders/>
-                  <w:vAlign w:val="center"/>
-                </w:tcPr>
-                <w:p>
-                  <w:pPr>
-                    <w:pStyle w:val="TableHeading"/>
-                    <w:suppressLineNumbers/>
-                    <w:bidi w:val="0"/>
-                    <w:spacing w:before="0" w:after="283"/>
-                    <w:jc w:val="center"/>
-                    <w:rPr/>
-                  </w:pPr>
-                  <w:r>
-                    <w:rPr/>
-                    <w:t>Anteil</w:t>
-                  </w:r>
-                </w:p>
-              </w:tc>
-            </w:tr>
-            <w:tr>
-              <w:trPr/>
-              <w:tc>
-                <w:tcPr>
-                  <w:tcW w:w="715" w:type="dxa"/>
-                  <w:tcBorders/>
-                  <w:vAlign w:val="center"/>
-                </w:tcPr>
-                <w:p>
-                  <w:pPr>
-                    <w:pStyle w:val="TableContents"/>
-                    <w:bidi w:val="0"/>
-                    <w:spacing w:before="0" w:after="283"/>
-                    <w:rPr/>
-                  </w:pPr>
-                  <w:r>
-                    <w:rPr/>
-                    <w:t>1. Rate</w:t>
-                  </w:r>
-                </w:p>
-              </w:tc>
-              <w:tc>
-                <w:tcPr>
-                  <w:tcW w:w="9943" w:type="dxa"/>
-                  <w:tcBorders/>
-                  <w:vAlign w:val="center"/>
-                </w:tcPr>
-                <w:p>
-                  <w:pPr>
-                    <w:pStyle w:val="TableContents"/>
-                    <w:bidi w:val="0"/>
-                    <w:spacing w:before="0" w:after="283"/>
-                    <w:rPr/>
-                  </w:pPr>
-                  <w:r>
-                    <w:rPr/>
-                    <w:t>nach Beginn der Erdarbeiten</w:t>
-                  </w:r>
-                </w:p>
-              </w:tc>
-              <w:tc>
-                <w:tcPr>
-                  <w:tcW w:w="727" w:type="dxa"/>
-                  <w:tcBorders/>
-                  <w:vAlign w:val="center"/>
-                </w:tcPr>
-                <w:p>
-                  <w:pPr>
-                    <w:pStyle w:val="TableContents"/>
-                    <w:bidi w:val="0"/>
-                    <w:spacing w:before="0" w:after="283"/>
-                    <w:rPr/>
-                  </w:pPr>
-                  <w:r>
-                    <w:rPr/>
-                    <w:t>30,0 %</w:t>
-                  </w:r>
-                </w:p>
-              </w:tc>
-            </w:tr>
-            <w:tr>
-              <w:trPr/>
-              <w:tc>
-                <w:tcPr>
-                  <w:tcW w:w="715" w:type="dxa"/>
-                  <w:tcBorders/>
-                  <w:vAlign w:val="center"/>
-                </w:tcPr>
-                <w:p>
-                  <w:pPr>
-                    <w:pStyle w:val="TableContents"/>
-                    <w:bidi w:val="0"/>
-                    <w:spacing w:before="0" w:after="283"/>
-                    <w:rPr/>
-                  </w:pPr>
-                  <w:r>
-                    <w:rPr/>
-                    <w:t>2. Rate</w:t>
-                  </w:r>
-                </w:p>
-              </w:tc>
-              <w:tc>
-                <w:tcPr>
-                  <w:tcW w:w="9943" w:type="dxa"/>
-                  <w:tcBorders/>
-                  <w:vAlign w:val="center"/>
-                </w:tcPr>
-                <w:p>
-                  <w:pPr>
-                    <w:pStyle w:val="TableContents"/>
-                    <w:bidi w:val="0"/>
-                    <w:spacing w:before="0" w:after="283"/>
-                    <w:rPr/>
-                  </w:pPr>
-                  <w:r>
-                    <w:rPr/>
-                    <w:t>nach Rohbaufertigstellung einschließlich Zimmererarbeiten</w:t>
-                  </w:r>
-                </w:p>
-              </w:tc>
-              <w:tc>
-                <w:tcPr>
-                  <w:tcW w:w="727" w:type="dxa"/>
-                  <w:tcBorders/>
-                  <w:vAlign w:val="center"/>
-                </w:tcPr>
-                <w:p>
-                  <w:pPr>
-                    <w:pStyle w:val="TableContents"/>
-                    <w:bidi w:val="0"/>
-                    <w:spacing w:before="0" w:after="283"/>
-                    <w:rPr/>
-                  </w:pPr>
-                  <w:r>
-                    <w:rPr/>
-                    <w:t>28,0 %</w:t>
-                  </w:r>
-                </w:p>
-              </w:tc>
-            </w:tr>
-            <w:tr>
-              <w:trPr/>
-              <w:tc>
-                <w:tcPr>
-                  <w:tcW w:w="715" w:type="dxa"/>
-                  <w:tcBorders/>
-                  <w:vAlign w:val="center"/>
-                </w:tcPr>
-                <w:p>
-                  <w:pPr>
-                    <w:pStyle w:val="TableContents"/>
-                    <w:bidi w:val="0"/>
-                    <w:spacing w:before="0" w:after="283"/>
-                    <w:rPr/>
-                  </w:pPr>
-                  <w:r>
-                    <w:rPr/>
-                    <w:t>3. Rate</w:t>
-                  </w:r>
-                </w:p>
-              </w:tc>
-              <w:tc>
-                <w:tcPr>
-                  <w:tcW w:w="9943" w:type="dxa"/>
-                  <w:tcBorders/>
-                  <w:vAlign w:val="center"/>
-                </w:tcPr>
-                <w:p>
-                  <w:pPr>
-                    <w:pStyle w:val="TableContents"/>
-                    <w:bidi w:val="0"/>
-                    <w:spacing w:before="0" w:after="283"/>
-                    <w:rPr/>
-                  </w:pPr>
-                  <w:r>
-                    <w:rPr/>
-                    <w:t>nach Dachflächen/Dachrinnen, Rohinstallation Heizung/Sanitär/Elektro und Fenstereinbau einschließlich Verglasung</w:t>
-                  </w:r>
-                </w:p>
-              </w:tc>
-              <w:tc>
-                <w:tcPr>
-                  <w:tcW w:w="727" w:type="dxa"/>
-                  <w:tcBorders/>
-                  <w:vAlign w:val="center"/>
-                </w:tcPr>
-                <w:p>
-                  <w:pPr>
-                    <w:pStyle w:val="TableContents"/>
-                    <w:bidi w:val="0"/>
-                    <w:spacing w:before="0" w:after="283"/>
-                    <w:rPr/>
-                  </w:pPr>
-                  <w:r>
-                    <w:rPr/>
-                    <w:t>18,9 %</w:t>
-                  </w:r>
-                </w:p>
-              </w:tc>
-            </w:tr>
-            <w:tr>
-              <w:trPr/>
-              <w:tc>
-                <w:tcPr>
-                  <w:tcW w:w="715" w:type="dxa"/>
-                  <w:tcBorders/>
-                  <w:vAlign w:val="center"/>
-                </w:tcPr>
-                <w:p>
-                  <w:pPr>
-                    <w:pStyle w:val="TableContents"/>
-                    <w:bidi w:val="0"/>
-                    <w:spacing w:before="0" w:after="283"/>
-                    <w:rPr/>
-                  </w:pPr>
-                  <w:r>
-                    <w:rPr/>
-                    <w:t>4. Rate</w:t>
-                  </w:r>
-                </w:p>
-              </w:tc>
-              <w:tc>
-                <w:tcPr>
-                  <w:tcW w:w="9943" w:type="dxa"/>
-                  <w:tcBorders/>
-                  <w:vAlign w:val="center"/>
-                </w:tcPr>
-                <w:p>
-                  <w:pPr>
-                    <w:pStyle w:val="TableContents"/>
-                    <w:bidi w:val="0"/>
-                    <w:spacing w:before="0" w:after="283"/>
-                    <w:rPr/>
-                  </w:pPr>
-                  <w:r>
-                    <w:rPr/>
-                    <w:t>nach Innenputz, Estrich und Fliesenarbeiten im Sanitärbereich</w:t>
-                  </w:r>
-                </w:p>
-              </w:tc>
-              <w:tc>
-                <w:tcPr>
-                  <w:tcW w:w="727" w:type="dxa"/>
-                  <w:tcBorders/>
-                  <w:vAlign w:val="center"/>
-                </w:tcPr>
-                <w:p>
-                  <w:pPr>
-                    <w:pStyle w:val="TableContents"/>
-                    <w:bidi w:val="0"/>
-                    <w:spacing w:before="0" w:after="283"/>
-                    <w:rPr/>
-                  </w:pPr>
-                  <w:r>
-                    <w:rPr/>
-                    <w:t>9,1 %</w:t>
-                  </w:r>
-                </w:p>
-              </w:tc>
-            </w:tr>
-            <w:tr>
-              <w:trPr/>
-              <w:tc>
-                <w:tcPr>
-                  <w:tcW w:w="715" w:type="dxa"/>
-                  <w:tcBorders/>
-                  <w:vAlign w:val="center"/>
-                </w:tcPr>
-                <w:p>
-                  <w:pPr>
-                    <w:pStyle w:val="TableContents"/>
-                    <w:bidi w:val="0"/>
-                    <w:spacing w:before="0" w:after="283"/>
-                    <w:rPr/>
-                  </w:pPr>
-                  <w:r>
-                    <w:rPr/>
-                    <w:t>5. Rate</w:t>
-                  </w:r>
-                </w:p>
-              </w:tc>
-              <w:tc>
-                <w:tcPr>
-                  <w:tcW w:w="9943" w:type="dxa"/>
-                  <w:tcBorders/>
-                  <w:vAlign w:val="center"/>
-                </w:tcPr>
-                <w:p>
-                  <w:pPr>
-                    <w:pStyle w:val="TableContents"/>
-                    <w:bidi w:val="0"/>
-                    <w:spacing w:before="0" w:after="283"/>
-                    <w:rPr/>
-                  </w:pPr>
-                  <w:r>
-                    <w:rPr/>
-                    <w:t>nach Bezugsfertigkeit Zug um Zug gegen Besitzübergabe</w:t>
-                  </w:r>
-                </w:p>
-              </w:tc>
-              <w:tc>
-                <w:tcPr>
-                  <w:tcW w:w="727" w:type="dxa"/>
-                  <w:tcBorders/>
-                  <w:vAlign w:val="center"/>
-                </w:tcPr>
-                <w:p>
-                  <w:pPr>
-                    <w:pStyle w:val="TableContents"/>
-                    <w:bidi w:val="0"/>
-                    <w:spacing w:before="0" w:after="283"/>
-                    <w:rPr/>
-                  </w:pPr>
-                  <w:r>
-                    <w:rPr/>
-                    <w:t>8,4 %</w:t>
-                  </w:r>
-                </w:p>
-              </w:tc>
-            </w:tr>
-            <w:tr>
-              <w:trPr/>
-              <w:tc>
-                <w:tcPr>
-                  <w:tcW w:w="715" w:type="dxa"/>
-                  <w:tcBorders/>
-                  <w:vAlign w:val="center"/>
-                </w:tcPr>
-                <w:p>
-                  <w:pPr>
-                    <w:pStyle w:val="TableContents"/>
-                    <w:bidi w:val="0"/>
-                    <w:spacing w:before="0" w:after="283"/>
-                    <w:rPr/>
-                  </w:pPr>
-                  <w:r>
-                    <w:rPr/>
-                    <w:t>6. Rate</w:t>
-                  </w:r>
-                </w:p>
-              </w:tc>
-              <w:tc>
-                <w:tcPr>
-                  <w:tcW w:w="9943" w:type="dxa"/>
-                  <w:tcBorders/>
-                  <w:vAlign w:val="center"/>
-                </w:tcPr>
-                <w:p>
-                  <w:pPr>
-                    <w:pStyle w:val="TableContents"/>
-                    <w:bidi w:val="0"/>
-                    <w:spacing w:before="0" w:after="283"/>
-                    <w:rPr/>
-                  </w:pPr>
-                  <w:r>
-                    <w:rPr/>
-                    <w:t>nach Fassadenarbeiten</w:t>
-                  </w:r>
-                </w:p>
-              </w:tc>
-              <w:tc>
-                <w:tcPr>
-                  <w:tcW w:w="727" w:type="dxa"/>
-                  <w:tcBorders/>
-                  <w:vAlign w:val="center"/>
-                </w:tcPr>
-                <w:p>
-                  <w:pPr>
-                    <w:pStyle w:val="TableContents"/>
-                    <w:bidi w:val="0"/>
-                    <w:spacing w:before="0" w:after="283"/>
-                    <w:rPr/>
-                  </w:pPr>
-                  <w:r>
-                    <w:rPr/>
-                    <w:t>2,1 %</w:t>
-                  </w:r>
-                </w:p>
-              </w:tc>
-            </w:tr>
-            <w:tr>
-              <w:trPr/>
-              <w:tc>
-                <w:tcPr>
-                  <w:tcW w:w="715" w:type="dxa"/>
-                  <w:tcBorders/>
-                  <w:vAlign w:val="center"/>
-                </w:tcPr>
-                <w:p>
-                  <w:pPr>
-                    <w:pStyle w:val="TableContents"/>
-                    <w:bidi w:val="0"/>
-                    <w:spacing w:before="0" w:after="283"/>
-                    <w:rPr/>
-                  </w:pPr>
-                  <w:r>
-                    <w:rPr/>
-                    <w:t>7. Rate</w:t>
-                  </w:r>
-                </w:p>
-              </w:tc>
-              <w:tc>
-                <w:tcPr>
-                  <w:tcW w:w="9943" w:type="dxa"/>
-                  <w:tcBorders/>
-                  <w:vAlign w:val="center"/>
-                </w:tcPr>
-                <w:p>
-                  <w:pPr>
-                    <w:pStyle w:val="TableContents"/>
-                    <w:bidi w:val="0"/>
-                    <w:spacing w:before="0" w:after="283"/>
-                    <w:rPr/>
-                  </w:pPr>
-                  <w:r>
-                    <w:rPr/>
-                    <w:t>nach vollständiger Fertigstellung einschließlich der Außenanlagen</w:t>
-                  </w:r>
-                </w:p>
-              </w:tc>
-              <w:tc>
-                <w:tcPr>
-                  <w:tcW w:w="727" w:type="dxa"/>
-                  <w:tcBorders/>
-                  <w:vAlign w:val="center"/>
-                </w:tcPr>
-                <w:p>
-                  <w:pPr>
-                    <w:pStyle w:val="TableContents"/>
-                    <w:bidi w:val="0"/>
-                    <w:spacing w:before="0" w:after="283"/>
-                    <w:rPr/>
-                  </w:pPr>
-                  <w:r>
-                    <w:rPr/>
-                    <w:t>3,5 %</w:t>
-                  </w:r>
-                </w:p>
-              </w:tc>
-            </w:tr>
-          </w:tbl>
-          <w:p>
-            <w:pPr>
-              <w:pStyle w:val="TableContents"/>
-              <w:bidi w:val="0"/>
-              <w:spacing w:before="0" w:after="283"/>
-              <w:rPr/>
-            </w:pPr>
-            <w:r>
-              <w:rPr/>
-            </w:r>
-          </w:p>
-        </w:tc>
-      </w:tr>
-      <w:tr>
-        <w:trPr/>
-        <w:tc>
-          <w:tcPr>
-            <w:tcW w:w="7914" w:type="dxa"/>
-            <w:tcBorders/>
-            <w:vAlign w:val="center"/>
-          </w:tcPr>
-          <w:tbl>
-            <w:tblPr>
-              <w:tblW w:w="10417" w:type="dxa"/>
-              <w:jc w:val="start"/>
-              <w:tblInd w:w="0" w:type="dxa"/>
-              <w:tblLayout w:type="fixed"/>
-              <w:tblCellMar>
-                <w:top w:w="28" w:type="dxa"/>
-                <w:start w:w="28" w:type="dxa"/>
-                <w:bottom w:w="28" w:type="dxa"/>
-                <w:end w:w="28" w:type="dxa"/>
-              </w:tblCellMar>
-            </w:tblPr>
-            <w:tblGrid>
-              <w:gridCol w:w="715"/>
-              <w:gridCol w:w="8975"/>
-              <w:gridCol w:w="727"/>
-            </w:tblGrid>
-            <w:tr>
-              <w:trPr>
-                <w:tblHeader w:val="true"/>
-              </w:trPr>
-              <w:tc>
-                <w:tcPr>
-                  <w:tcW w:w="715" w:type="dxa"/>
-                  <w:tcBorders/>
-                  <w:vAlign w:val="center"/>
-                </w:tcPr>
-                <w:p>
-                  <w:pPr>
-                    <w:pStyle w:val="TableHeading"/>
-                    <w:suppressLineNumbers/>
-                    <w:bidi w:val="0"/>
-                    <w:spacing w:before="0" w:after="283"/>
-                    <w:jc w:val="center"/>
-                    <w:rPr/>
-                  </w:pPr>
-                  <w:r>
-                    <w:rPr/>
-                    <w:t>Rate</w:t>
-                  </w:r>
-                </w:p>
-              </w:tc>
-              <w:tc>
-                <w:tcPr>
-                  <w:tcW w:w="8975" w:type="dxa"/>
-                  <w:tcBorders/>
-                  <w:vAlign w:val="center"/>
-                </w:tcPr>
-                <w:p>
-                  <w:pPr>
-                    <w:pStyle w:val="TableHeading"/>
-                    <w:suppressLineNumbers/>
-                    <w:bidi w:val="0"/>
-                    <w:spacing w:before="0" w:after="283"/>
-                    <w:jc w:val="center"/>
-                    <w:rPr/>
-                  </w:pPr>
-                  <w:r>
-                    <w:rPr/>
-                    <w:t>Bautenstand</w:t>
-                  </w:r>
-                </w:p>
-              </w:tc>
-              <w:tc>
-                <w:tcPr>
-                  <w:tcW w:w="727" w:type="dxa"/>
-                  <w:tcBorders/>
-                  <w:vAlign w:val="center"/>
-                </w:tcPr>
-                <w:p>
-                  <w:pPr>
-                    <w:pStyle w:val="TableHeading"/>
-                    <w:suppressLineNumbers/>
-                    <w:bidi w:val="0"/>
-                    <w:spacing w:before="0" w:after="283"/>
-                    <w:jc w:val="center"/>
-                    <w:rPr/>
-                  </w:pPr>
-                  <w:r>
-                    <w:rPr/>
-                    <w:t>Anteil</w:t>
-                  </w:r>
-                </w:p>
-              </w:tc>
-            </w:tr>
-            <w:tr>
-              <w:trPr/>
-              <w:tc>
-                <w:tcPr>
-                  <w:tcW w:w="715" w:type="dxa"/>
-                  <w:tcBorders/>
-                  <w:vAlign w:val="center"/>
-                </w:tcPr>
-                <w:p>
-                  <w:pPr>
-                    <w:pStyle w:val="TableContents"/>
-                    <w:bidi w:val="0"/>
-                    <w:spacing w:before="0" w:after="283"/>
-                    <w:rPr/>
-                  </w:pPr>
-                  <w:r>
-                    <w:rPr/>
-                    <w:t>1. Rate</w:t>
-                  </w:r>
-                </w:p>
-              </w:tc>
-              <w:tc>
-                <w:tcPr>
-                  <w:tcW w:w="8975" w:type="dxa"/>
-                  <w:tcBorders/>
-                  <w:vAlign w:val="center"/>
-                </w:tcPr>
-                <w:p>
-                  <w:pPr>
-                    <w:pStyle w:val="TableContents"/>
-                    <w:bidi w:val="0"/>
-                    <w:spacing w:before="0" w:after="283"/>
-                    <w:rPr/>
-                  </w:pPr>
-                  <w:r>
-                    <w:rPr/>
-                    <w:t>nach Beginn der Erdarbeiten</w:t>
-                  </w:r>
-                </w:p>
-              </w:tc>
-              <w:tc>
-                <w:tcPr>
-                  <w:tcW w:w="727" w:type="dxa"/>
-                  <w:tcBorders/>
-                  <w:vAlign w:val="center"/>
-                </w:tcPr>
-                <w:p>
-                  <w:pPr>
-                    <w:pStyle w:val="TableContents"/>
-                    <w:bidi w:val="0"/>
-                    <w:spacing w:before="0" w:after="283"/>
-                    <w:rPr/>
-                  </w:pPr>
-                  <w:r>
-                    <w:rPr/>
-                    <w:t>30,0 %</w:t>
-                  </w:r>
-                </w:p>
-              </w:tc>
-            </w:tr>
-            <w:tr>
-              <w:trPr/>
-              <w:tc>
-                <w:tcPr>
-                  <w:tcW w:w="715" w:type="dxa"/>
-                  <w:tcBorders/>
-                  <w:vAlign w:val="center"/>
-                </w:tcPr>
-                <w:p>
-                  <w:pPr>
-                    <w:pStyle w:val="TableContents"/>
-                    <w:bidi w:val="0"/>
-                    <w:spacing w:before="0" w:after="283"/>
-                    <w:rPr/>
-                  </w:pPr>
-                  <w:r>
-                    <w:rPr/>
-                    <w:t>2. Rate</w:t>
-                  </w:r>
-                </w:p>
-              </w:tc>
-              <w:tc>
-                <w:tcPr>
-                  <w:tcW w:w="8975" w:type="dxa"/>
-                  <w:tcBorders/>
-                  <w:vAlign w:val="center"/>
-                </w:tcPr>
-                <w:p>
-                  <w:pPr>
-                    <w:pStyle w:val="TableContents"/>
-                    <w:bidi w:val="0"/>
-                    <w:spacing w:before="0" w:after="283"/>
-                    <w:rPr/>
-                  </w:pPr>
-                  <w:r>
-                    <w:rPr/>
-                    <w:t>After shell construction, including carpentry</w:t>
-                  </w:r>
-                </w:p>
-              </w:tc>
-              <w:tc>
-                <w:tcPr>
-                  <w:tcW w:w="727" w:type="dxa"/>
-                  <w:tcBorders/>
-                  <w:vAlign w:val="center"/>
-                </w:tcPr>
-                <w:p>
-                  <w:pPr>
-                    <w:pStyle w:val="TableContents"/>
-                    <w:bidi w:val="0"/>
-                    <w:spacing w:before="0" w:after="283"/>
-                    <w:rPr/>
-                  </w:pPr>
-                  <w:r>
-                    <w:rPr/>
-                    <w:t>28,0 %</w:t>
-                  </w:r>
-                </w:p>
-              </w:tc>
-            </w:tr>
-            <w:tr>
-              <w:trPr/>
-              <w:tc>
-                <w:tcPr>
-                  <w:tcW w:w="715" w:type="dxa"/>
-                  <w:tcBorders/>
-                  <w:vAlign w:val="center"/>
-                </w:tcPr>
-                <w:p>
-                  <w:pPr>
-                    <w:pStyle w:val="TableContents"/>
-                    <w:bidi w:val="0"/>
-                    <w:spacing w:before="0" w:after="283"/>
-                    <w:rPr/>
-                  </w:pPr>
-                  <w:r>
-                    <w:rPr/>
-                    <w:t>3. Rate</w:t>
-                  </w:r>
-                </w:p>
-              </w:tc>
-              <w:tc>
-                <w:tcPr>
-                  <w:tcW w:w="8975" w:type="dxa"/>
-                  <w:tcBorders/>
-                  <w:vAlign w:val="center"/>
-                </w:tcPr>
-                <w:p>
-                  <w:pPr>
-                    <w:pStyle w:val="TableContents"/>
-                    <w:bidi w:val="0"/>
-                    <w:spacing w:before="0" w:after="283"/>
-                    <w:rPr/>
-                  </w:pPr>
-                  <w:r>
-                    <w:rPr/>
-                    <w:t>by roof/roof gutters, rough installation heating/sanitary/electric and window installation including glazing</w:t>
-                  </w:r>
-                </w:p>
-              </w:tc>
-              <w:tc>
-                <w:tcPr>
-                  <w:tcW w:w="727" w:type="dxa"/>
-                  <w:tcBorders/>
-                  <w:vAlign w:val="center"/>
-                </w:tcPr>
-                <w:p>
-                  <w:pPr>
-                    <w:pStyle w:val="TableContents"/>
-                    <w:bidi w:val="0"/>
-                    <w:spacing w:before="0" w:after="283"/>
-                    <w:rPr/>
-                  </w:pPr>
-                  <w:r>
-                    <w:rPr/>
-                    <w:t>18,9 %</w:t>
-                  </w:r>
-                </w:p>
-              </w:tc>
-            </w:tr>
-            <w:tr>
-              <w:trPr/>
-              <w:tc>
-                <w:tcPr>
-                  <w:tcW w:w="715" w:type="dxa"/>
-                  <w:tcBorders/>
-                  <w:vAlign w:val="center"/>
-                </w:tcPr>
-                <w:p>
-                  <w:pPr>
-                    <w:pStyle w:val="TableContents"/>
-                    <w:bidi w:val="0"/>
-                    <w:spacing w:before="0" w:after="283"/>
-                    <w:rPr/>
-                  </w:pPr>
-                  <w:r>
-                    <w:rPr/>
-                    <w:t>4. Rate</w:t>
-                  </w:r>
-                </w:p>
-              </w:tc>
-              <w:tc>
-                <w:tcPr>
-                  <w:tcW w:w="8975" w:type="dxa"/>
-                  <w:tcBorders/>
-                  <w:vAlign w:val="center"/>
-                </w:tcPr>
-                <w:p>
-                  <w:pPr>
-                    <w:pStyle w:val="TableContents"/>
-                    <w:bidi w:val="0"/>
-                    <w:spacing w:before="0" w:after="283"/>
-                    <w:rPr/>
-                  </w:pPr>
-                  <w:r>
-                    <w:rPr/>
-                    <w:t>After plastering, screed and sanitary tile work</w:t>
-                  </w:r>
-                </w:p>
-              </w:tc>
-              <w:tc>
-                <w:tcPr>
-                  <w:tcW w:w="727" w:type="dxa"/>
-                  <w:tcBorders/>
-                  <w:vAlign w:val="center"/>
-                </w:tcPr>
-                <w:p>
-                  <w:pPr>
-                    <w:pStyle w:val="TableContents"/>
-                    <w:bidi w:val="0"/>
-                    <w:spacing w:before="0" w:after="283"/>
-                    <w:rPr/>
-                  </w:pPr>
-                  <w:r>
-                    <w:rPr/>
-                    <w:t>9,1 %</w:t>
-                  </w:r>
-                </w:p>
-              </w:tc>
-            </w:tr>
-            <w:tr>
-              <w:trPr/>
-              <w:tc>
-                <w:tcPr>
-                  <w:tcW w:w="715" w:type="dxa"/>
-                  <w:tcBorders/>
-                  <w:vAlign w:val="center"/>
-                </w:tcPr>
-                <w:p>
-                  <w:pPr>
-                    <w:pStyle w:val="TableContents"/>
-                    <w:bidi w:val="0"/>
-                    <w:spacing w:before="0" w:after="283"/>
-                    <w:rPr/>
-                  </w:pPr>
-                  <w:r>
-                    <w:rPr/>
-                    <w:t>5. Rate</w:t>
-                  </w:r>
-                </w:p>
-              </w:tc>
-              <w:tc>
-                <w:tcPr>
-                  <w:tcW w:w="8975" w:type="dxa"/>
-                  <w:tcBorders/>
-                  <w:vAlign w:val="center"/>
-                </w:tcPr>
-                <w:p>
-                  <w:pPr>
-                    <w:pStyle w:val="TableContents"/>
-                    <w:bidi w:val="0"/>
-                    <w:spacing w:before="0" w:after="283"/>
-                    <w:rPr/>
-                  </w:pPr>
-                  <w:r>
-                    <w:rPr/>
-                    <w:t>Readiness to reference Train to train against transfer of ownership</w:t>
-                  </w:r>
-                </w:p>
-              </w:tc>
-              <w:tc>
-                <w:tcPr>
-                  <w:tcW w:w="727" w:type="dxa"/>
-                  <w:tcBorders/>
-                  <w:vAlign w:val="center"/>
-                </w:tcPr>
-                <w:p>
-                  <w:pPr>
-                    <w:pStyle w:val="TableContents"/>
-                    <w:bidi w:val="0"/>
-                    <w:spacing w:before="0" w:after="283"/>
-                    <w:rPr/>
-                  </w:pPr>
-                  <w:r>
-                    <w:rPr/>
-                    <w:t>8,4 %</w:t>
-                  </w:r>
-                </w:p>
-              </w:tc>
-            </w:tr>
-            <w:tr>
-              <w:trPr/>
-              <w:tc>
-                <w:tcPr>
-                  <w:tcW w:w="715" w:type="dxa"/>
-                  <w:tcBorders/>
-                  <w:vAlign w:val="center"/>
-                </w:tcPr>
-                <w:p>
-                  <w:pPr>
-                    <w:pStyle w:val="TableContents"/>
-                    <w:bidi w:val="0"/>
-                    <w:spacing w:before="0" w:after="283"/>
-                    <w:rPr/>
-                  </w:pPr>
-                  <w:r>
-                    <w:rPr/>
-                    <w:t>6. Rate</w:t>
-                  </w:r>
-                </w:p>
-              </w:tc>
-              <w:tc>
-                <w:tcPr>
-                  <w:tcW w:w="8975" w:type="dxa"/>
-                  <w:tcBorders/>
-                  <w:vAlign w:val="center"/>
-                </w:tcPr>
-                <w:p>
-                  <w:pPr>
-                    <w:pStyle w:val="TableContents"/>
-                    <w:bidi w:val="0"/>
-                    <w:spacing w:before="0" w:after="283"/>
-                    <w:rPr/>
-                  </w:pPr>
-                  <w:r>
-                    <w:rPr/>
-                    <w:t>nach Fassadenarbeiten</w:t>
-                  </w:r>
-                </w:p>
-              </w:tc>
-              <w:tc>
-                <w:tcPr>
-                  <w:tcW w:w="727" w:type="dxa"/>
-                  <w:tcBorders/>
-                  <w:vAlign w:val="center"/>
-                </w:tcPr>
-                <w:p>
-                  <w:pPr>
-                    <w:pStyle w:val="TableContents"/>
-                    <w:bidi w:val="0"/>
-                    <w:spacing w:before="0" w:after="283"/>
-                    <w:rPr/>
-                  </w:pPr>
-                  <w:r>
-                    <w:rPr/>
-                    <w:t>2,1 %</w:t>
-                  </w:r>
-                </w:p>
-              </w:tc>
-            </w:tr>
-            <w:tr>
-              <w:trPr/>
-              <w:tc>
-                <w:tcPr>
-                  <w:tcW w:w="715" w:type="dxa"/>
-                  <w:tcBorders/>
-                  <w:vAlign w:val="center"/>
-                </w:tcPr>
-                <w:p>
-                  <w:pPr>
-                    <w:pStyle w:val="TableContents"/>
-                    <w:bidi w:val="0"/>
-                    <w:spacing w:before="0" w:after="283"/>
-                    <w:rPr/>
-                  </w:pPr>
-                  <w:r>
-                    <w:rPr/>
-                    <w:t>7. Rate</w:t>
-                  </w:r>
-                </w:p>
-              </w:tc>
-              <w:tc>
-                <w:tcPr>
-                  <w:tcW w:w="8975" w:type="dxa"/>
-                  <w:tcBorders/>
-                  <w:vAlign w:val="center"/>
-                </w:tcPr>
-                <w:p>
-                  <w:pPr>
-                    <w:pStyle w:val="TableContents"/>
-                    <w:bidi w:val="0"/>
-                    <w:spacing w:before="0" w:after="283"/>
-                    <w:rPr/>
-                  </w:pPr>
-                  <w:r>
-                    <w:rPr/>
-                    <w:t>After complete completion, including outdoor facilities</w:t>
-                  </w:r>
-                </w:p>
-              </w:tc>
-              <w:tc>
-                <w:tcPr>
-                  <w:tcW w:w="727" w:type="dxa"/>
-                  <w:tcBorders/>
-                  <w:vAlign w:val="center"/>
-                </w:tcPr>
-                <w:p>
-                  <w:pPr>
-                    <w:pStyle w:val="TableContents"/>
-                    <w:bidi w:val="0"/>
-                    <w:spacing w:before="0" w:after="283"/>
-                    <w:rPr/>
-                  </w:pPr>
-                  <w:r>
-                    <w:rPr/>
-                    <w:t>3,5 %</w:t>
-                  </w:r>
-                </w:p>
-              </w:tc>
-            </w:tr>
-          </w:tbl>
-          <w:p>
-            <w:pPr>
-              <w:pStyle w:val="TableContents"/>
-              <w:bidi w:val="0"/>
-              <w:spacing w:before="0" w:after="283"/>
-              <w:rPr/>
-            </w:pPr>
-            <w:r>
-              <w:rPr/>
-            </w:r>
-          </w:p>
-        </w:tc>
-        <w:tc>
-          <w:tcPr>
-            <w:tcW w:w="7620" w:type="dxa"/>
-            <w:tcBorders/>
-            <w:vAlign w:val="center"/>
-          </w:tcPr>
-          <w:p>
-            <w:pPr>
-              <w:pStyle w:val="TableContents"/>
-              <w:bidi w:val="0"/>
-              <w:spacing w:before="0" w:after="283"/>
-              <w:rPr>
-                <w:sz w:val="4"/>
-                <w:szCs w:val="4"/>
-              </w:rPr>
-            </w:pPr>
-            <w:r>
-              <w:rPr>
-                <w:sz w:val="4"/>
-                <w:szCs w:val="4"/>
-              </w:rPr>
+          <w:p>
+            <w:pPr>
+              <w:pStyle w:val="TableContents"/>
+              <w:bidi w:val="0"/>
+              <w:spacing w:before="0" w:after="283"/>
+              <w:rPr/>
+            </w:pPr>
+            <w:r>
+              <w:rPr/>
+            </w:r>
+          </w:p>
+          <w:p>
+            <w:pPr>
+              <w:pStyle w:val="TableHeading"/>
+              <w:spacing w:before="0" w:after="80"/>
+            </w:pPr>
+            <w:r>
+              <w:rPr>
+                <w:b/>
+              </w:rPr>
+              <w:t>Rate · Construction status · Percentage</w:t>
+            </w:r>
+          </w:p>
+          <w:p>
+            <w:pPr>
+              <w:pStyle w:val="TableContents"/>
+              <w:spacing w:before="0" w:after="80"/>
+            </w:pPr>
+            <w:r>
+              <w:t>1. Rate · after commencement of earthworks · 30,0 %</w:t>
+            </w:r>
+          </w:p>
+          <w:p>
+            <w:pPr>
+              <w:pStyle w:val="TableContents"/>
+              <w:spacing w:before="0" w:after="80"/>
+            </w:pPr>
+            <w:r>
+              <w:t>2. Rate · After shell construction, including carpentry · 28,0 %</w:t>
+            </w:r>
+          </w:p>
+          <w:p>
+            <w:pPr>
+              <w:pStyle w:val="TableContents"/>
+              <w:spacing w:before="0" w:after="80"/>
+            </w:pPr>
+            <w:r>
+              <w:t>3. Rate · by roof/roof gutters, rough installation heating/sanitary/electric and window installation including glazing · 18,9 %</w:t>
+            </w:r>
+          </w:p>
+          <w:p>
+            <w:pPr>
+              <w:pStyle w:val="TableContents"/>
+              <w:spacing w:before="0" w:after="80"/>
+            </w:pPr>
+            <w:r>
+              <w:t>4. Rate · After plastering, screed and sanitary tile work · 9,1 %</w:t>
+            </w:r>
+          </w:p>
+          <w:p>
+            <w:pPr>
+              <w:pStyle w:val="TableContents"/>
+              <w:spacing w:before="0" w:after="80"/>
+            </w:pPr>
+            <w:r>
+              <w:t>5. Rate · readiness for occupancy concurrently with transfer of possession · 8,4 %</w:t>
+            </w:r>
+          </w:p>
+          <w:p>
+            <w:pPr>
+              <w:pStyle w:val="TableContents"/>
+              <w:spacing w:before="0" w:after="80"/>
+            </w:pPr>
+            <w:r>
+              <w:t>6. Rate · after completion of facade works · 2,1 %</w:t>
+            </w:r>
+          </w:p>
+          <w:p>
+            <w:pPr>
+              <w:pStyle w:val="TableContents"/>
+              <w:spacing w:before="0" w:after="80"/>
+            </w:pPr>
+            <w:r>
+              <w:t>7. Rate · After complete completion, including outdoor facilities · 3,5 %</w:t>
             </w:r>
           </w:p>
         </w:tc>

--- a/docs/vertragsdokumente/bautraegervertrag-marewald/bautraegervertrag-marewald-de-en.docx
+++ b/docs/vertragsdokumente/bautraegervertrag-marewald/bautraegervertrag-marewald-de-en.docx
@@ -1650,7 +1650,7 @@
             </w:r>
             <w:r>
               <w:rPr/>
-              <w:t xml:space="preserve"> Die Baubeschreibung in der Fassung Mai 2026, Version 3.0 (Anlage Baubeschreibung zu dieser Urkunde) ist Gegenstand der Beurkundung und Bestandteil der vom Verkäufer geschuldeten Leistung. Auf das Verlesen wird nach § 13a BeurkG bzw. durch beigefügte Anlage nicht verzichtet; die Baubeschreibung wurde mitverlesen bzw. als Anlage mitbeurkundet. Visualisierungen, Exposés und die Musterwohnung sind nicht Vertragsbestandteil.</w:t>
+              <w:t xml:space="preserve"> Die Baubeschreibung in der Fassung Mai 2026, Version 3.0 (Anlage Baubeschreibung zu dieser Urkunde) ist Gegenstand der Beurkundung und Bestandteil der vom Verkäufer geschuldeten Leistung. Auf das Verlesen wird nicht verzichtet; die Baubeschreibung wurde mitverlesen und als Anlage mitbeurkundet. Visualisierungen, Exposés und die Musterwohnung sind nicht Vertragsbestandteil.</w:t>
             </w:r>
           </w:p>
         </w:tc>
@@ -1675,7 +1675,7 @@
             </w:r>
             <w:r>
               <w:rPr/>
-              <w:t xml:space="preserve"> The Building Specification in the version May 2026, version 3.0 (Appendix Building description to this certificate) is the subject of the certification and part of the service owed by the Seller. Reading is not waived in accordance with § 13a BeurkG or by attached annex; the Building Specification was also read or co-certified as a plant. Visualizations, exposés and the model apartment are not part of the contract.</w:t>
+              <w:t xml:space="preserve"> The Building Specification in the version May 2026, version 3.0 (Appendix Building description to this certificate) is the subject of the certification and part of the service owed by the Seller. Reading is not waived; the Building Specification was read aloud and notarised as an annex. Visualizations, exposés and the model apartment are not part of the contract.</w:t>
             </w:r>
           </w:p>
         </w:tc>
@@ -11010,7 +11010,7 @@
   <w:docDefaults>
     <w:rPrDefault>
       <w:rPr>
-        <w:rFonts w:ascii="Liberation Serif" w:hAnsi="Liberation Serif" w:eastAsia="Songti SC" w:cs="Arial Unicode MS"/>
+        <w:rFonts w:ascii="Liberation Serif" w:hAnsi="Liberation Serif" w:eastAsia="Linux Libertine G" w:cs="Noto Sans"/>
         <w:sz w:val="24"/>
         <w:szCs w:val="24"/>
         <w:lang w:val="en-US" w:eastAsia="zh-CN" w:bidi="hi-IN"/>
@@ -11074,7 +11074,7 @@
       <w:outlineLvl w:val="1"/>
     </w:pPr>
     <w:rPr>
-      <w:rFonts w:ascii="Liberation Serif" w:hAnsi="Liberation Serif" w:eastAsia="Songti SC" w:cs="Arial Unicode MS"/>
+      <w:rFonts w:ascii="Liberation Serif" w:hAnsi="Liberation Serif" w:eastAsia="Linux Libertine G" w:cs="Noto Sans"/>
       <w:b/>
       <w:bCs/>
       <w:sz w:val="20"/>
@@ -11096,7 +11096,7 @@
       <w:outlineLvl w:val="2"/>
     </w:pPr>
     <w:rPr>
-      <w:rFonts w:ascii="Liberation Serif" w:hAnsi="Liberation Serif" w:eastAsia="Songti SC" w:cs="Arial Unicode MS"/>
+      <w:rFonts w:ascii="Liberation Serif" w:hAnsi="Liberation Serif" w:eastAsia="Linux Libertine G" w:cs="Noto Sans"/>
       <w:b/>
       <w:bCs/>
       <w:sz w:val="18"/>
@@ -11213,7 +11213,7 @@
       <w:suppressLineNumbers/>
     </w:pPr>
     <w:rPr>
-      <w:rFonts w:cs="Arial Unicode MS"/>
+      <w:rFonts w:cs="Noto Sans"/>
     </w:rPr>
   </w:style>
   <w:style w:type="paragraph" w:styleId="Caption">
@@ -11225,7 +11225,7 @@
       <w:spacing w:before="120" w:after="120"/>
     </w:pPr>
     <w:rPr>
-      <w:rFonts w:cs="Arial Unicode MS"/>
+      <w:rFonts w:cs="Noto Sans"/>
       <w:i/>
       <w:iCs/>
       <w:sz w:val="24"/>
@@ -11237,7 +11237,7 @@
     <w:basedOn w:val="BodyText"/>
     <w:pPr/>
     <w:rPr>
-      <w:rFonts w:cs="Arial Unicode MS"/>
+      <w:rFonts w:cs="Noto Sans"/>
     </w:rPr>
   </w:style>
   <w:style w:type="paragraph" w:styleId="BlockQuotation">

--- a/docs/vertragsdokumente/bautraegervertrag-marewald/bautraegervertrag-marewald-de-en.docx
+++ b/docs/vertragsdokumente/bautraegervertrag-marewald/bautraegervertrag-marewald-de-en.docx
@@ -717,26 +717,153 @@
             </w:pPr>
             <w:r>
               <w:rPr/>
-              <w:t>handelnd nicht im eigenen Namen, sondern als alleinvertretungsberechtigter, von den Beschränkungen des § 181 BGB befreiter Prokurist für die</w:t>
-            </w:r>
-          </w:p>
-        </w:tc>
-        <w:tc>
-          <w:tcPr>
-            <w:tcW w:w="7620" w:type="dxa"/>
-            <w:tcBorders/>
-            <w:vAlign w:val="center"/>
-          </w:tcPr>
-          <w:p>
-            <w:pPr>
-              <w:pStyle w:val="TableContents"/>
-              <w:bidi w:val="0"/>
-              <w:spacing w:before="0" w:after="283"/>
-              <w:rPr/>
-            </w:pPr>
-            <w:r>
-              <w:rPr/>
-              <w:t>acting not in his own name, but as an authorized representative, exempted from the restrictions of § 181 BGB for the</w:t>
+              <w:t>handelnd nicht im eigenen Namen, sondern als alleinvertretungsberechtigter, von den Beschränkungen des § 181 BGB befreiter Geschäftsführer der</w:t>
+            </w:r>
+          </w:p>
+        </w:tc>
+        <w:tc>
+          <w:tcPr>
+            <w:tcW w:w="7620" w:type="dxa"/>
+            <w:tcBorders/>
+            <w:vAlign w:val="center"/>
+          </w:tcPr>
+          <w:p>
+            <w:pPr>
+              <w:pStyle w:val="TableContents"/>
+              <w:bidi w:val="0"/>
+              <w:spacing w:before="0" w:after="283"/>
+              <w:rPr/>
+            </w:pPr>
+            <w:r>
+              <w:rPr/>
+              <w:t>acting not in his own name, but as sole representative, exempted from the restrictions of § 181 BGB Managing Director of the</w:t>
+            </w:r>
+          </w:p>
+        </w:tc>
+      </w:tr>
+      <w:tr>
+        <w:trPr/>
+        <w:tc>
+          <w:tcPr>
+            <w:tcW w:w="7914" w:type="dxa"/>
+            <w:tcBorders/>
+            <w:vAlign w:val="center"/>
+          </w:tcPr>
+          <w:p>
+            <w:pPr>
+              <w:pStyle w:val="TableContents"/>
+              <w:bidi w:val="0"/>
+              <w:spacing w:before="0" w:after="283"/>
+              <w:rPr/>
+            </w:pPr>
+            <w:r>
+              <w:rPr>
+                <w:rStyle w:val="Strong"/>
+              </w:rPr>
+              <w:t>Marewald Verwaltungs GmbH</w:t>
+            </w:r>
+          </w:p>
+        </w:tc>
+        <w:tc>
+          <w:tcPr>
+            <w:tcW w:w="7620" w:type="dxa"/>
+            <w:tcBorders/>
+            <w:vAlign w:val="center"/>
+          </w:tcPr>
+          <w:p>
+            <w:pPr>
+              <w:pStyle w:val="TableContents"/>
+              <w:bidi w:val="0"/>
+              <w:spacing w:before="0" w:after="283"/>
+              <w:rPr/>
+            </w:pPr>
+            <w:r>
+              <w:rPr>
+                <w:rStyle w:val="Strong"/>
+              </w:rPr>
+              <w:t>Marewald Verwaltungs GmbH</w:t>
+            </w:r>
+          </w:p>
+        </w:tc>
+      </w:tr>
+      <w:tr>
+        <w:trPr/>
+        <w:tc>
+          <w:tcPr>
+            <w:tcW w:w="7914" w:type="dxa"/>
+            <w:tcBorders/>
+            <w:vAlign w:val="center"/>
+          </w:tcPr>
+          <w:p>
+            <w:pPr>
+              <w:pStyle w:val="TableContents"/>
+              <w:bidi w:val="0"/>
+              <w:spacing w:before="0" w:after="283"/>
+              <w:rPr/>
+            </w:pPr>
+            <w:r>
+              <w:rPr/>
+              <w:t>(Amtsgericht Hamburg, HRB 158 994),</w:t>
+            </w:r>
+          </w:p>
+        </w:tc>
+        <w:tc>
+          <w:tcPr>
+            <w:tcW w:w="7620" w:type="dxa"/>
+            <w:tcBorders/>
+            <w:vAlign w:val="center"/>
+          </w:tcPr>
+          <w:p>
+            <w:pPr>
+              <w:pStyle w:val="TableContents"/>
+              <w:bidi w:val="0"/>
+              <w:spacing w:before="0" w:after="283"/>
+              <w:rPr/>
+            </w:pPr>
+            <w:r>
+              <w:rPr/>
+              <w:t>(Amtsgericht Hamburg, HRB 158 994),</w:t>
+            </w:r>
+          </w:p>
+        </w:tc>
+      </w:tr>
+      <w:tr>
+        <w:trPr/>
+        <w:tc>
+          <w:tcPr>
+            <w:tcW w:w="7914" w:type="dxa"/>
+            <w:tcBorders/>
+            <w:vAlign w:val="center"/>
+          </w:tcPr>
+          <w:p>
+            <w:pPr>
+              <w:pStyle w:val="TableContents"/>
+              <w:bidi w:val="0"/>
+              <w:spacing w:before="0" w:after="283"/>
+              <w:rPr/>
+            </w:pPr>
+            <w:r>
+              <w:rPr/>
+              <w:t>diese handelnd als persönlich haftende Gesellschafterin für die</w:t>
+            </w:r>
+          </w:p>
+        </w:tc>
+        <w:tc>
+          <w:tcPr>
+            <w:tcW w:w="7620" w:type="dxa"/>
+            <w:tcBorders/>
+            <w:vAlign w:val="center"/>
+          </w:tcPr>
+          <w:p>
+            <w:pPr>
+              <w:pStyle w:val="TableContents"/>
+              <w:bidi w:val="0"/>
+              <w:spacing w:before="0" w:after="283"/>
+              <w:rPr/>
+            </w:pPr>
+            <w:r>
+              <w:rPr/>
+              <w:t>acting as a personally liable partner for the</w:t>
             </w:r>
           </w:p>
         </w:tc>
@@ -803,26 +930,26 @@
             </w:pPr>
             <w:r>
               <w:rPr/>
-              <w:t>(Amtsgericht Hamburg, HRA 121 540; Komplementärin: Marewald Verwaltungs GmbH, Amtsgericht Hamburg, HRB 158 994),</w:t>
-            </w:r>
-          </w:p>
-        </w:tc>
-        <w:tc>
-          <w:tcPr>
-            <w:tcW w:w="7620" w:type="dxa"/>
-            <w:tcBorders/>
-            <w:vAlign w:val="center"/>
-          </w:tcPr>
-          <w:p>
-            <w:pPr>
-              <w:pStyle w:val="TableContents"/>
-              <w:bidi w:val="0"/>
-              <w:spacing w:before="0" w:after="283"/>
-              <w:rPr/>
-            </w:pPr>
-            <w:r>
-              <w:rPr/>
-              <w:t>(Amtsgericht Hamburg, HRA 121 540); Complementary: Marewald Verwaltungs GmbH, District Court of Hamburg, HRB 158 994,</w:t>
+              <w:t>(Amtsgericht Hamburg, HRA 121 540),</w:t>
+            </w:r>
+          </w:p>
+        </w:tc>
+        <w:tc>
+          <w:tcPr>
+            <w:tcW w:w="7620" w:type="dxa"/>
+            <w:tcBorders/>
+            <w:vAlign w:val="center"/>
+          </w:tcPr>
+          <w:p>
+            <w:pPr>
+              <w:pStyle w:val="TableContents"/>
+              <w:bidi w:val="0"/>
+              <w:spacing w:before="0" w:after="283"/>
+              <w:rPr/>
+            </w:pPr>
+            <w:r>
+              <w:rPr/>
+              <w:t>(Amtsgericht Hamburg, HRA 121 540),</w:t>
             </w:r>
           </w:p>
         </w:tc>
@@ -1168,7 +1295,7 @@
             </w:pPr>
             <w:r>
               <w:rPr/>
-              <w:t>At the inquiry of the Notary, the publication declared 1. to act on behalf of the person represented by him and 2. to act on his own account.</w:t>
+              <w:t>At the inquiry of the Notary, the person appearing declared 1. to act on behalf of the person represented by him and 2. to act on his own account.</w:t>
             </w:r>
           </w:p>
         </w:tc>
@@ -1622,7 +1749,7 @@
             </w:r>
             <w:r>
               <w:rPr/>
-              <w:t xml:space="preserve"> The scope and limitations of dwelling and part-ownership, the legal relations of the owners to each other and the management of joint ownership are regulated in the declaration of division, including the Community Regulation of 21 October 2025 on the UR No 1502/2025 of the acting Notary, in the version of the 1st addendum of 9 February 2026 on the UR No 188/2026 — hereinafter also referred to as ‘declaration of division’ and/or ‘declaration of reference 1’.</w:t>
+              <w:t xml:space="preserve"> The scope and limitations of dwelling and part-ownership, the legal relations of the owners to each other and the management of Common Property are regulated in the declaration of division, including the Community Regulation of 21 October 2025 on the UR No 1502/2025 of the acting Notary, in the version of the 1st addendum of 9 February 2026 on the UR No 188/2026 — hereinafter also referred to as ‘declaration of division’ and/or ‘declaration of reference 1’.</w:t>
             </w:r>
           </w:p>
         </w:tc>
@@ -1650,7 +1777,7 @@
             </w:r>
             <w:r>
               <w:rPr/>
-              <w:t xml:space="preserve"> Die Baubeschreibung in der Fassung Mai 2026, Version 3.0 (Anlage Baubeschreibung zu dieser Urkunde) ist Gegenstand der Beurkundung und Bestandteil der vom Verkäufer geschuldeten Leistung. Auf das Verlesen wird nicht verzichtet; die Baubeschreibung wurde mitverlesen und als Anlage mitbeurkundet. Visualisierungen, Exposés und die Musterwohnung sind nicht Vertragsbestandteil.</w:t>
+              <w:t xml:space="preserve"> Die Baubeschreibung in der Fassung Mai 2026, Version 3.0 (Anlage Baubeschreibung zu dieser Urkunde) ist Gegenstand der Beurkundung und Bestandteil der vom Verkäufer geschuldeten Leistung. Auf das Verlesen wird nicht verzichtet; die Baubeschreibung wurde mitverlesen und als Anlage mitbeurkundet. Visualisierungen, Exposés und die Musterwohnung sind keine selbständigen Vertragsbestandteile; ihre Berücksichtigung als vertragsbegleitende Umstände bei der Auslegung unvollständiger oder unklarer Leistungsbeschreibungen bleibt unberührt.</w:t>
             </w:r>
           </w:p>
         </w:tc>
@@ -1675,7 +1802,7 @@
             </w:r>
             <w:r>
               <w:rPr/>
-              <w:t xml:space="preserve"> The Building Specification in the version May 2026, version 3.0 (Appendix Building description to this certificate) is the subject of the certification and part of the service owed by the Seller. Reading is not waived; the Building Specification was read aloud and notarised as an annex. Visualizations, exposés and the model apartment are not part of the contract.</w:t>
+              <w:t xml:space="preserve"> The Building Specification in the version May 2026, version 3.0 (Appendix Building description to this certificate) is the subject of the certification and part of the service owed by the Seller. No reading shall be omitted; The Building Specification was co-read and co-certified as a plant. Visualizations, exposés and the model dwelling are not independent parts of the contract; their consideration as contractual circumstances in the interpretation of incomplete or unclear specifications remains unaffected.</w:t>
             </w:r>
           </w:p>
         </w:tc>
@@ -1781,7 +1908,7 @@
             </w:r>
             <w:r>
               <w:rPr/>
-              <w:t xml:space="preserve"> The subject matter of this contract is the Purchased Property described in § 1 as well as the production obligation described in § 5 and the annex Building Specification.</w:t>
+              <w:t xml:space="preserve"> The subject matter of this contract is the Purchased Property described in § 1 as well as the construction obligation described in § 5 and the annex Building Specification.</w:t>
             </w:r>
           </w:p>
         </w:tc>
@@ -2429,7 +2556,7 @@
             </w:r>
             <w:r>
               <w:rPr/>
-              <w:t xml:space="preserve"> The Purchase Price is a fixed price and includes the complete production of the purchased object in the equipment line “Marewald Comfort C” according to § 5 and the construction description. it is not linked to construction cost indices or material prices; a price adjustment takes place only in accordance with § 5.7.</w:t>
+              <w:t xml:space="preserve"> The Purchase Price is a fixed price and includes the complete construction of the purchased object in the equipment line “Marewald Comfort C” according to § 5 and the Building Specification. it is not linked to construction cost indices or material prices; a price adjustment takes place only in accordance with § 5.7.</w:t>
             </w:r>
           </w:p>
         </w:tc>
@@ -2787,7 +2914,7 @@
             </w:pPr>
             <w:r>
               <w:rPr/>
-              <w:t xml:space="preserve">the declaration of exemption of Norddeutsche Grundkreditbank AG pursuant to § 3 MaBV — also in the case of unfinished construction — is present, and </w:t>
+              <w:t xml:space="preserve">the release undertaking of Norddeutsche Grundkreditbank AG pursuant to § 3 MaBV — also in the case of unfinished construction — is present, and </w:t>
             </w:r>
           </w:p>
         </w:tc>
@@ -2887,7 +3014,7 @@
             </w:pPr>
             <w:r>
               <w:rPr/>
-              <w:t>These requirements correspond to § 3 Abs. 1 of the Broker and Builders Ordinance (MaBV); they will not deviate at the expense of the Buyer.</w:t>
+              <w:t>These requirements correspond to § 3 Abs. 1 of the German Makler- und Bauträgerverordnung (MaBV); they will not deviate at the expense of the Buyer.</w:t>
             </w:r>
           </w:p>
         </w:tc>
@@ -3015,7 +3142,7 @@
             </w:r>
             <w:r>
               <w:rPr/>
-              <w:t xml:space="preserve"> The Buyer pays the Purchase Price after construction progress in seven instalments according to § 3 Abs. 2 MABV:</w:t>
+              <w:t xml:space="preserve"> The Buyer pays the Purchase Price after construction progress in seven instalments according to § 3 Abs. 2 MaBV:</w:t>
             </w:r>
           </w:p>
           <w:p>
@@ -3038,7 +3165,7 @@
               <w:rPr>
                 <w:b/>
               </w:rPr>
-              <w:t>Rate · Construction status · Percentage</w:t>
+              <w:t>Rate · Building stand · Percentage</w:t>
             </w:r>
           </w:p>
           <w:p>
@@ -3047,7 +3174,7 @@
               <w:spacing w:before="0" w:after="80"/>
             </w:pPr>
             <w:r>
-              <w:t>1. Rate · after commencement of earthworks · 30,0 %</w:t>
+              <w:t>1. Rate · After earthworks have started · 30,0 %</w:t>
             </w:r>
           </w:p>
           <w:p>
@@ -3083,7 +3210,7 @@
               <w:spacing w:before="0" w:after="80"/>
             </w:pPr>
             <w:r>
-              <w:t>5. Rate · readiness for occupancy concurrently with transfer of possession · 8,4 %</w:t>
+              <w:t>5. Rate · Readiness for occupancy concurrently with transfer of possession · 8,4 %</w:t>
             </w:r>
           </w:p>
           <w:p>
@@ -3092,7 +3219,7 @@
               <w:spacing w:before="0" w:after="80"/>
             </w:pPr>
             <w:r>
-              <w:t>6. Rate · after completion of facade works · 2,1 %</w:t>
+              <w:t>6. Rate · After facade work · 2,1 %</w:t>
             </w:r>
           </w:p>
           <w:p>
@@ -3142,7 +3269,7 @@
             </w:pPr>
             <w:r>
               <w:rPr/>
-              <w:t>An installment becomes due when the associated building status is actually reached and the Seller asks the Buyer in writing to pay under the name of the milestone reached. The Buyer is entitled to check the building status himself or by a person of his trust before payment (§ 8); if the named building status is not reached, the installment is not due. The final installment (7th installment) is due only after complete completion including the outdoor facilities assigned to the purchased item and after elimination of the defects and remaining work recorded in the acceptance record.</w:t>
+              <w:t>An installment becomes due when the associated building status is actually reached and the Seller requests payment from the Buyer in writing under the name of the milestone reached. The Buyer is entitled to check the building status himself or by a person of his trust before payment (§ 8); if the named building status is not reached, the installment is not due. The final installment (7th installment) is due only after complete completion including the outdoor facilities assigned to the purchased item and after elimination of the defects and remaining work recorded in the acceptance record.</w:t>
             </w:r>
           </w:p>
         </w:tc>
@@ -3170,7 +3297,7 @@
             </w:r>
             <w:r>
               <w:rPr/>
-              <w:t xml:space="preserve"> Sicherheit für rechtzeitige und mangelfreie Herstellung. Der Verkäufer stellt dem Käufer bei der ersten Abschlagszahlung eine Sicherheit in Höhe von 5 % des Gesamtkaufpreises (§ 650m Abs. 2 BGB) für die rechtzeitige Herstellung des Kaufgegenstandes ohne wesentliche Mängel. Die Sicherheit kann nach Wahl des Verkäufers durch Einbehalt des Käufers von der ersten Rate oder durch unbefristete, selbstschuldnerische Bürgschaft eines im Inland zum Geschäftsbetrieb befugten Kreditinstituts geleistet werden. Die Sicherheit ist zurückzugeben, wenn die Sondereigentumseinheit abgenommen ist, das für den Kaufgegenstand maßgebliche Gemeinschaftseigentum zur Abnahme angeboten wurde und keine wesentlichen, rechtzeitige oder mangelfreie Herstellung betreffenden Mängel mehr offen sind. In Höhe noch nicht beseitigter wesentlicher Mängel bleibt die Sicherheit bestehen.</w:t>
+              <w:t xml:space="preserve"> Sicherheit für rechtzeitige und mangelfreie Herstellung. Der Verkäufer stellt dem Käufer bei der ersten Abschlagszahlung eine Sicherheit in Höhe von 5 % des Gesamtkaufpreises (§ 650m Abs. 2 BGB) für die rechtzeitige Herstellung des Kaufgegenstandes ohne wesentliche Mängel. Die Sicherheit kann durch Einbehalt des Käufers nach Maßgabe des § 650m Abs. 2 Satz 3 BGB oder durch unbefristete, selbstschuldnerische Garantie oder ein sonstiges Zahlungsversprechen eines im Inland zum Geschäftsbetrieb befugten Kreditinstituts oder Kreditversicherers geleistet werden. Sie ist zurückzugeben, sobald der gesamte von ihr erfasste Herstellungsumfang tatsächlich rechtzeitig und ohne wesentliche Mängel fertiggestellt ist. Soweit gesicherte Ansprüche wegen Verzögerung oder wesentlicher Mängel fortbestehen, bleibt die Sicherheit in angemessener Höhe bestehen; sonstige gesetzliche Mängelrechte werden durch ihre Rückgabe nicht berührt.</w:t>
             </w:r>
           </w:p>
         </w:tc>
@@ -3195,7 +3322,7 @@
             </w:r>
             <w:r>
               <w:rPr/>
-              <w:t xml:space="preserve"> Safety for timely and defect-free production. The Seller provides the Buyer with a security in the amount of 5% of the total Purchase Price (§ 650m para 2 BGB) for the timely production of the Purchased Property without significant defects. The security may be provided, at the choice of the Seller, by withholding the Buyer from the first instalment or by an indefinite, self-guarantee from a credit institution authorised to operate in the country. The security shall be returned when the special ownership unit has been accepted, the joint ownership of the Purchased Property has been offered for acceptance and no significant defects relating to timely or defect-free production are left open. Safety shall be maintained in the case of non-remedial material deficiencies.</w:t>
+              <w:t xml:space="preserve"> Safety for timely and defect-free construction. The Seller provides the Buyer with a security in the amount of 5% of the total Purchase Price (§ 650m para 2 BGB) for the timely construction of the Purchased Property without significant defects. The security can be provided by retention of the Buyer in accordance with § 650m Abs. 2 sentence 3 BGB or by an unlimited, self-guarantee or another promise of payment by a credit institution or credit insurer authorised to operate in Germany. It must be returned as soon as the entire construction scope it covers is actually completed on time and without significant defects. Where secured claims due to delay or substantial defects persist, the security shall remain at an appropriate level; other legal defect rights are not affected by their return.</w:t>
             </w:r>
           </w:p>
         </w:tc>
@@ -3223,7 +3350,7 @@
             </w:r>
             <w:r>
               <w:rPr/>
-              <w:t xml:space="preserve"> Reservierungsentgelt. Ein vor Beurkundung gezahltes Reservierungsentgelt von 5.000,00 EUR wird mit der ersten Kaufpreisrate verrechnet. Kommt der Vertrag aus vom Käufer nicht zu vertretenden Gründen nicht zustande, wird das Entgelt erstattet.</w:t>
+              <w:t xml:space="preserve"> Vorleistung. Der vor Beurkundung gezahlte Betrag von 5.000,00 EUR wird vorbehaltlos und vollständig auf die erste fällige Kaufpreisrate angerechnet. Mit der Anrechnung sind keine Verzichts-, Anerkenntnis- oder Verfallwirkungen verbunden.</w:t>
             </w:r>
           </w:p>
         </w:tc>
@@ -3248,7 +3375,7 @@
             </w:r>
             <w:r>
               <w:rPr/>
-              <w:t xml:space="preserve"> Reservation fee. A reservation fee of 5,000.00 EUR paid before registration will be charged with the first Purchase Price installment. If the contract is not concluded for reasons beyond the control of the Buyer, the fee will be refunded.</w:t>
+              <w:t xml:space="preserve"> wholesale input. The amount of 5,000.00 EUR paid before the notarization will be credited without reservation and in full to the first Purchase Price installment due. Crediting shall not entail any waiver, recognition or forfeiture effects.</w:t>
             </w:r>
           </w:p>
         </w:tc>
@@ -3276,7 +3403,7 @@
             </w:r>
             <w:r>
               <w:rPr/>
-              <w:t xml:space="preserve"> Sonderwünsche. Sonderwünsche außerhalb der Ausstattungslinie „Marewald Komfort C” werden gesondert auf Grundlage eines Nachtragsangebots beauftragt. Bauwerksbezogene Sonderwünsche werden mit der Rate fällig, die dem Bautenstand des betroffenen Gewerks entspricht; eine Vorauszahlung vor Leistung wird nur gegen Sicherheit nach § 7 MaBV verlangt. Die ersten drei Beratungsstunden in der Bemusterung sind im Kaufpreis enthalten; weiterer Beratungsaufwand wird mit 150,00 EUR netto je Stunde vergütet.</w:t>
+              <w:t xml:space="preserve"> Sonderwünsche. Sonderwünsche außerhalb der Ausstattungslinie „Marewald Komfort C” werden gesondert auf Grundlage eines Nachtragsangebots beauftragt. Bauwerksbezogene Sonderwünsche werden mit der Rate fällig, die dem Bautenstand des betroffenen Gewerks entspricht; eine Vorauszahlung vor Leistung wird nur gegen Sicherheit nach § 7 MaBV verlangt. Die ersten drei Beratungsstunden in der Bemusterung sind im Kaufpreis enthalten; weiterer Beratungsaufwand wird mit 178,50 EUR je Stunde einschließlich 19 % Umsatzsteuer vergütet.</w:t>
             </w:r>
           </w:p>
         </w:tc>
@@ -3301,7 +3428,7 @@
             </w:r>
             <w:r>
               <w:rPr/>
-              <w:t xml:space="preserve"> Special requests. Special requests outside the equipment line “Marewald Comfort C” are commissioned separately on the basis of a supplementary offer. Special requests relating to a building shall be due at the rate corresponding to the state of construction of the trade concerned; an advance payment before performance is only required against security according to § 7 MaBV. The first three consultation hours in the sample are included in the Purchase Price; further consulting expenses are paid with 150.00 EUR net per hour.</w:t>
+              <w:t xml:space="preserve"> Special requests. Special requests outside the equipment line “Marewald Comfort C” are commissioned separately on the basis of a supplementary offer. Special requests relating to a building shall be due at the rate corresponding to the state of construction of the trade concerned; an advance payment before performance is only required against security according to § 7 MaBV. The first three consultation hours during the selection appointment are included in the Purchase Price; further consulting expenses are reimbursed at EUR 178,50 per hour including 19% VAT.</w:t>
             </w:r>
           </w:p>
         </w:tc>
@@ -3535,7 +3662,7 @@
             </w:r>
             <w:r>
               <w:rPr/>
-              <w:t xml:space="preserve"> The Buyer shall bear the costs of ordering, ranking and deletion of the financing land charges. The Seller remains obliged to ensure the load exemption according to § 3.1 c) and § 10.</w:t>
+              <w:t xml:space="preserve"> The Buyer shall bear the costs of ordering, ranking and deletion of the financing land charges. The Seller remains obliged to ensure the release from encumbrances according to § 3.1 c) and § 10.</w:t>
             </w:r>
           </w:p>
         </w:tc>
@@ -3606,11 +3733,11 @@
               <w:ind w:hanging="0" w:start="0" w:end="0"/>
               <w:rPr/>
             </w:pPr>
-            <w:bookmarkStart w:id="21" w:name="construction-obligation-construction-des"/>
+            <w:bookmarkStart w:id="21" w:name="construction-obligation-building-specifi"/>
             <w:bookmarkEnd w:id="21"/>
             <w:r>
               <w:rPr/>
-              <w:t>§ 5 Construction obligation, construction description, dates</w:t>
+              <w:t>§ 5 Construction obligation, Building Specification, dates</w:t>
             </w:r>
           </w:p>
         </w:tc>
@@ -3691,7 +3818,7 @@
             </w:r>
             <w:r>
               <w:rPr/>
-              <w:t xml:space="preserve"> Planung und Bauüberwachung organisiert der Verkäufer in eigener Verantwortung. Der Käufer erhält die zur Finanzierung, öffentlich-rechtlichen Nachweisführung, Abnahme und späteren Verwaltung erforderlichen Unterlagen nach § 650n BGB; insbesondere werden ihm bzw. der Gemeinschaft die Planungs- und Nachweisunterlagen spätestens mit der Fertigstellung übergeben. Im Übrigen bleiben interne Steuerungsunterlagen dem Verkäufer vorbehalten.</w:t>
+              <w:t xml:space="preserve"> Planung und Bauüberwachung organisiert der Verkäufer in eigener Verantwortung. Planungsunterlagen, welche der Käufer zum Nachweis gegenüber Behörden benötigt, werden ihm rechtzeitig vor Beginn der jeweils betroffenen Ausführung übergeben; die entsprechenden Fertigstellungsnachweise spätestens mit Fertigstellung. Entsprechendes gilt für Nachweise, die ein Darlehensgeber aufgrund einer vom Verkäufer geweckten berechtigten Erwartung verlangt (§ 650n BGB). Darüber hinaus erhält der Käufer oder die Gemeinschaft die vertraglich geschuldeten Bedienungs-, Wartungs-, Prüf- und Revisionsunterlagen zu dem jeweils vereinbarten Übergabezeitpunkt. Reine interne Kalkulations- und Steuerungsunterlagen bleiben vorbehalten.</w:t>
             </w:r>
           </w:p>
         </w:tc>
@@ -3716,7 +3843,7 @@
             </w:r>
             <w:r>
               <w:rPr/>
-              <w:t xml:space="preserve"> Planning and construction supervision is organised by the Seller under his own responsibility. The Buyer receives the documents required for financing, public proof, acceptance and later administration according to § 650n BGB; in particular, the planning and evidence documents shall be handed over to him or the Community at the latest upon completion. In addition, internal control documents are reserved for the Seller.</w:t>
+              <w:t xml:space="preserve"> Planning and construction supervision is organised by the Seller under his own responsibility. planning documents, which the Buyer needs to prove to the authorities, are handed over to him in good time before the start of the relevant execution; the corresponding proofs of completion at the latest upon completion. The same applies to proofs that a lender requires based on a legitimate expectation awakened by the Seller (§ 650n BGB). In addition, the Buyer or the community will receive the contractually owed operating, maintenance, testing and inspection documents at the respectively agreed handover time. Pure internal calculation and control documents are reserved.</w:t>
             </w:r>
           </w:p>
         </w:tc>
@@ -3769,7 +3896,7 @@
             </w:r>
             <w:r>
               <w:rPr/>
-              <w:t xml:space="preserve"> As far as the description of the building provides for choices, the Buyer will be given the opportunity to choose at the sampling center “Marewald Selection”, Mundsburger Damm 5, Hamburg, if the construction progress permits. If the Buyer does not make a selection despite request and a reasonable period of at least four weeks, the Seller determines the design from the equipment line “Marewald Comfort C” at reasonable discretion, taking into account the uniform appearance.</w:t>
+              <w:t xml:space="preserve"> As far as the Building Specification provides for choices, the Buyer will be given the opportunity to choose at the sampling center “Marewald Selection”, Mundsburger Damm 5, Hamburg, if the construction progress permits. If the Buyer does not make a selection despite request and a reasonable period of at least four weeks, the Seller determines the design from the equipment line “Marewald Comfort C” at reasonable discretion, taking into account the uniform appearance.</w:t>
             </w:r>
           </w:p>
         </w:tc>
@@ -3797,7 +3924,7 @@
             </w:r>
             <w:r>
               <w:rPr/>
-              <w:t xml:space="preserve"> Auf eine von Baubeschreibung, Plänen und Vertrag abweichende Ausführung besteht kein Anspruch. Verkaufsunterlagen und Musterwohnung begründen keine Beschaffenheitsvereinbarung.</w:t>
+              <w:t xml:space="preserve"> Auf eine von Baubeschreibung, Plänen und Vertrag abweichende Ausführung besteht kein Anspruch. Verkaufsunterlagen und Musterwohnung begründen für sich allein keine zusätzliche Beschaffenheitsvereinbarung; Individualabreden und ihre Berücksichtigung als vertragsbegleitende Umstände bei unvollständigen oder unklaren Leistungsbeschreibungen bleiben unberührt.</w:t>
             </w:r>
           </w:p>
         </w:tc>
@@ -3822,7 +3949,7 @@
             </w:r>
             <w:r>
               <w:rPr/>
-              <w:t xml:space="preserve"> Execution deviating from the construction description, plans and contract is not entitled. Sales documents and model dwellings do not constitute a quality agreement.</w:t>
+              <w:t xml:space="preserve"> Execution deviating from the Building Specification, plans and contract is not entitled. sales documents and model dwellings do not in themselves constitute an additional quality agreement; Individual agreements and their consideration as contractual circumstances in the case of incomplete or unclear descriptions of services remain unaffected.</w:t>
             </w:r>
           </w:p>
         </w:tc>
@@ -3850,7 +3977,7 @@
             </w:r>
             <w:r>
               <w:rPr/>
-              <w:t xml:space="preserve"> Enthält die Baubeschreibung zu notwendigen Leistungen keine oder unbestimmte Angaben, schuldet der Verkäufer eine Ausführung mittlerer Art und Güte, die der Ausstattungslinie „Marewald Komfort C” entspricht und die anerkannten Regeln der Technik einhält.</w:t>
+              <w:t xml:space="preserve"> Enthält die Baubeschreibung zu notwendigen Leistungen keine oder unbestimmte Angaben, wird das Bausoll unter Berücksichtigung sämtlicher vertragsbegleitender Umstände, insbesondere des Komfort- und Qualitätsstandards der Ausstattungslinie „Marewald Komfort C”, bestimmt; Zweifel gehen zulasten des Verkäufers. Geschuldet sind mindestens die anerkannten Regeln der Technik und die nach diesem Auslegungsmaßstab erforderliche Qualität.</w:t>
             </w:r>
           </w:p>
         </w:tc>
@@ -3875,7 +4002,7 @@
             </w:r>
             <w:r>
               <w:rPr/>
-              <w:t xml:space="preserve"> If the construction description does not contain any or indefinite information on necessary services, the Seller owes an execution of medium type and quality, which corresponds to the equipment line “Marewald Comfort C” and complies with the recognised rules of technology.</w:t>
+              <w:t xml:space="preserve"> If the Building Specification does not contain any or indefinite information on necessary services, the contractual construction specification will be determined taking into account all contractual circumstances, in particular the comfort and quality standard of the “Marewald Comfort C” equipment line; Doubts are at the expense of the Seller. The debt is due at least to the recognised rules of technology and the quality required by this standard of interpretation.</w:t>
             </w:r>
           </w:p>
         </w:tc>
@@ -4205,7 +4332,7 @@
             </w:r>
             <w:r>
               <w:rPr/>
-              <w:t xml:space="preserve"> Wohnfläche. Die Wohnfläche beträgt ca. 84,6 m² (Berechnung nach Wohnflächenverordnung). Weicht die tatsächliche Wohnfläche um mehr als 3 % nach unten ab, wird der Kaufpreis im Verhältnis der Mehrabweichung angepasst; weitergehende gesetzliche Rechte bleiben unberührt.</w:t>
+              <w:t xml:space="preserve"> Wohnfläche. Die nach der Wohnflächenverordnung ermittelte Plan-Wohnfläche beträgt ca. 84,6 m². Unvermeidbare, geringfügige Maßabweichungen sind nicht allein wegen der Abweichung mangelhaft, sofern sie Gebrauchstauglichkeit, Möblierbarkeit und Wert nicht spürbar beeinträchtigen. Im Übrigen richten sich Kaufpreisanpassung und weitere Rechte nach Bedeutung und Umfang der tatsächlichen Abweichung; eine starre Toleranz oder eine Beschränkung auf den eine Toleranz überschreitenden Flächenanteil wird nicht vereinbart.</w:t>
             </w:r>
           </w:p>
         </w:tc>
@@ -4230,7 +4357,7 @@
             </w:r>
             <w:r>
               <w:rPr/>
-              <w:t xml:space="preserve"> Living space. The living space is about 84.6 m2 (calculation according to the living space ordinance). If the actual living space deviates by more than 3 %, the Purchase Price shall be adjusted in proportion to the additional deviation; Further legal rights remain unaffected.</w:t>
+              <w:t xml:space="preserve"> Living space. The plan living space determined in accordance with the Living Space Ordinance is approximately 84.6 m2. Unavoidable, slight dimensional deviations are not defective solely because of the deviation, provided they do not appreciably impair suitability for use, furnishings and value. In addition, adjustment of the Purchase Price and other rights depend on the significance and extent of the actual deviation; a rigid tolerance or a restriction to the area portion exceeding a tolerance is not agreed.</w:t>
             </w:r>
           </w:p>
         </w:tc>
@@ -4336,7 +4463,7 @@
             </w:r>
             <w:r>
               <w:rPr/>
-              <w:t xml:space="preserve"> Construction ground and excavation pit are the responsibility of the Seller as builder. The geotechnical report “ME-2026/07” of NordGrund GmbH from 03.03.2026 is accessible to the Buyer in the data room. Typical effects on the neighbourhood resulting from further construction activities (noise, dust, temporary routing) shall be accepted if they do not permanently eliminate the usability; they are otherwise without prejudice to the production obligation and the defect rights.</w:t>
+              <w:t xml:space="preserve"> Construction ground and excavation pit are the responsibility of the Seller as builder. The geotechnical report “ME-2026/07” of NordGrund GmbH from 03.03.2026 is accessible to the Buyer in the data room. Typical effects on the neighbourhood resulting from further construction activities (noise, dust, temporary routing) shall be accepted if they do not permanently eliminate the usability; they are otherwise without prejudice to the construction obligation and the defect rights.</w:t>
             </w:r>
           </w:p>
         </w:tc>
@@ -4407,11 +4534,11 @@
               <w:ind w:hanging="0" w:start="0" w:end="0"/>
               <w:rPr/>
             </w:pPr>
-            <w:bookmarkStart w:id="23" w:name="transfer-of-ownership-acceptance"/>
+            <w:bookmarkStart w:id="23" w:name="transfer-of-possession-and-acceptance"/>
             <w:bookmarkEnd w:id="23"/>
             <w:r>
               <w:rPr/>
-              <w:t>§ 6 Transfer of ownership, acceptance</w:t>
+              <w:t>§ 6 Transfer of Possession and Acceptance</w:t>
             </w:r>
           </w:p>
         </w:tc>
@@ -4517,7 +4644,7 @@
             </w:r>
             <w:r>
               <w:rPr/>
-              <w:t xml:space="preserve"> Acceptance of the special ownership unit. The Seller shows the readiness for occupancy and invites to a joint walk. a record of the acceptance is drawn up with defects and remaining work; the Buyer may involve a person of his trust. If the Buyer does not appear after requesting and expiry of a reasonable period without specifying essential defects, the acceptance according to § 640 Abs. 2 BGB shall be deemed to have taken place; This and the consequences must be indicated to the Buyer as consumer in the invitation in text form.</w:t>
+              <w:t xml:space="preserve"> Acceptance of the special ownership unit. The Seller gives notice of readiness for occupancy and invites the Buyer to a joint inspection. a record of the acceptance is drawn up with defects and remaining work; the Buyer may involve a person of his trust. If the Buyer does not appear after requesting and expiry of a reasonable period without specifying essential defects, the acceptance according to § 640 Abs. 2 BGB shall be deemed to have taken place; This and the consequences must be indicated to the Buyer as consumer in the invitation in text form.</w:t>
             </w:r>
           </w:p>
         </w:tc>
@@ -4570,7 +4697,7 @@
             </w:r>
             <w:r>
               <w:rPr/>
-              <w:t xml:space="preserve"> Acquisition of community property. Each acquirer remains entitled to examine the joint property for its acceptance maturity itself or by a person of his trust and to declare or refuse the acceptance personally. The Seller shall offer a joint acceptance date for coordination, involving a publicly appointed and sworn expert; its findings are a proposal and do not bind the individual acquirer. No transfer of acceptance to the Seller, a related party, the first manager or a third party appointed by the Seller with binding effect on the acquirer shall take place; an acceptance fiction by mere passage of time or by declaration of a third party is excluded.</w:t>
+              <w:t xml:space="preserve"> Acquisition of community property. Each acquirer remains entitled to examine the Common Property for its acceptance maturity itself or by a person of his trust and to declare or refuse the acceptance personally. The Seller shall offer a joint acceptance date for coordination, involving a publicly appointed and sworn expert; its findings are a proposal and do not bind the individual acquirer. No transfer of acceptance to the Seller, a related party, the first manager or a third party appointed by the Seller with binding effect on the acquirer shall take place; an acceptance fiction by mere passage of time or by declaration of a third party is excluded.</w:t>
             </w:r>
           </w:p>
         </w:tc>
@@ -4673,7 +4800,7 @@
             </w:r>
             <w:r>
               <w:rPr/>
-              <w:t xml:space="preserve"> Die Kosten der erstmaligen Erschließung und der Anschlüsse an Ver- und Entsorgungsanlagen trägt der Käufer anteilig nach seinem Miteigentumsanteil, soweit sie nicht bereits im Kaufpreis enthalten sind.</w:t>
+              <w:t xml:space="preserve"> Der Festpreis umfasst sämtliche Kosten der erstmaligen Erschließung des Grundstücks sowie der für die vertragsgemäße Herstellung erforderlichen Ver- und Entsorgungsanschlüsse, auch soweit Bescheide erst nach Beurkundung ergehen.</w:t>
             </w:r>
           </w:p>
         </w:tc>
@@ -4698,7 +4825,7 @@
             </w:r>
             <w:r>
               <w:rPr/>
-              <w:t xml:space="preserve"> The costs of the initial development and connections to supply and disposal plants shall be borne by the Buyer in proportion to his co-ownership, unless they are already included in the Purchase Price.</w:t>
+              <w:t xml:space="preserve"> The fixed price includes all costs of the initial development of the property as well as the supply and disposal connections required for the contractual construction, also insofar as decisions are issued only after certification.</w:t>
             </w:r>
           </w:p>
         </w:tc>
@@ -4726,7 +4853,7 @@
             </w:r>
             <w:r>
               <w:rPr/>
-              <w:t xml:space="preserve"> Der Verkäufer schätzt die auf den Käufer entfallenden Erschließungs- und Anschlusskosten auf voraussichtlich 9.000,00 EUR bis 14.000,00 EUR. Die Schätzung beruht auf den derzeit bekannten Bescheiden und Satzungen; maßgeblich ist die spätere behördliche Abrechnung.</w:t>
+              <w:t xml:space="preserve"> Der Käufer trägt nur Beiträge und Kosten für nach Besitzübergabe neu beschlossene Maßnahmen, die weder der erstmaligen Erschließung noch der Erfüllung der Herstellungsverpflichtungen des Verkäufers dienen und nicht durch eine Pflichtverletzung des Verkäufers veranlasst sind.</w:t>
             </w:r>
           </w:p>
         </w:tc>
@@ -4751,7 +4878,7 @@
             </w:r>
             <w:r>
               <w:rPr/>
-              <w:t xml:space="preserve"> The Seller estimates the development and connection costs attributable to the Buyer at an estimated EUR 9,000 to EUR 14,000.00. The estimate is based on the currently known decisions and statutes; The decisive factor is the later administrative accounting.</w:t>
+              <w:t xml:space="preserve"> The Buyer shall bear only contributions and costs relating to measures newly resolved after transfer of possession which neither serve the initial development of the property nor discharge the Seller’s construction obligations and which were not occasioned by a breach of duty by the Seller.</w:t>
             </w:r>
           </w:p>
         </w:tc>
@@ -4879,7 +5006,7 @@
             </w:r>
             <w:r>
               <w:rPr/>
-              <w:t xml:space="preserve"> The Buyer may enter the construction site for reasons of traffic safety only after registration and accompanied. The Seller allows the Buyer in any case visits to the building stands relevant for the installment (crude construction, window installation, screed, reference skill) as well as acceptance.</w:t>
+              <w:t xml:space="preserve"> The Buyer may enter the construction site for reasons of traffic safety only after registration and accompanied. The Seller allows the Buyer in any case visits to the building stands relevant for the installment (crude construction, window installation, screed, readiness for occupancy) as well as acceptance.</w:t>
             </w:r>
           </w:p>
         </w:tc>
@@ -5035,7 +5162,7 @@
             </w:r>
             <w:r>
               <w:rPr/>
-              <w:t xml:space="preserve"> Für das herzustellende Bauwerk gelten die Mängelrechte des Werkvertragsrechts (§§ 633 ff. BGB) ohne Einschränkung. Für den Grund und Boden im Übrigen sind Sachmängelansprüche ausgeschlossen, ausgenommen Vorsatz und arglistig verschwiegene Mängel.</w:t>
+              <w:t xml:space="preserve"> Für das herzustellende Bauwerk gelten die Mängelrechte des Werkvertragsrechts (§§ 633 ff. BGB) ohne Einschränkung. Für den Grund und Boden im Übrigen sind Sachmängelansprüche ausgeschlossen. Unberührt bleiben Ansprüche wegen arglistig verschwiegener Mängel, wegen einer übernommenen Garantie, wegen Vorsatz oder grober Fahrlässigkeit sowie wegen schuldhafter Verletzung von Leben, Körper oder Gesundheit.</w:t>
             </w:r>
           </w:p>
         </w:tc>
@@ -5060,7 +5187,7 @@
             </w:r>
             <w:r>
               <w:rPr/>
-              <w:t xml:space="preserve"> For the building to be produced, the defect rights of the Work Contract Law (§§ 633 ff. BGB) apply without restriction. For the rest, claims for material defects are excluded, except intent and fraudulently concealed defects.</w:t>
+              <w:t xml:space="preserve"> For the building to be produced, the defect rights of the Work Contract Law (§§ 633 ff. BGB) apply without restriction. For the rest, property defect claims are excluded. Claims for fraudulently concealed defects, for an assumed guarantee, for intent or gross negligence as well as for culpable injury to life, body or health remain unaffected.</w:t>
             </w:r>
           </w:p>
         </w:tc>
@@ -5410,7 +5537,7 @@
             </w:r>
             <w:r>
               <w:rPr/>
-              <w:t xml:space="preserve"> The Buyer grants the authorization to delete the reservation and delivers it to the Notary in trust. The Notary may only make use of the authorization if it is established that the secured claim finally no longer exists (in particular after effective withdrawal or mutually agreed cancellation) and payments made to the Buyer are returned move by move or security is provided for this purpose. Deletion solely on the basis of a unilateral claim of default by the Seller is excluded.</w:t>
+              <w:t xml:space="preserve"> The Buyer grants the authorization to delete the consent to deletion of the priority notice of conveyance and delivers it to the Notary in trust. The Notary may only make use of the authorization if it is established that the secured claim finally no longer exists (in particular after effective withdrawal or mutually agreed cancellation) and payments made to the Buyer are returned move by move or security is provided for this purpose. Deletion solely on the basis of a unilateral claim of default by the Seller is excluded.</w:t>
             </w:r>
           </w:p>
         </w:tc>
@@ -5463,7 +5590,7 @@
             </w:r>
             <w:r>
               <w:rPr/>
-              <w:t xml:space="preserve"> The Buyer requests the deletion of the priority notice of conveyance concurrently with completion of the disposition.</w:t>
+              <w:t xml:space="preserve"> The Buyer requests the deletion of the priority notice of conveyance concurrently with completion of the conveyance.</w:t>
             </w:r>
           </w:p>
         </w:tc>
@@ -5560,26 +5687,26 @@
             </w:pPr>
             <w:r>
               <w:rPr/>
-              <w:t>Verkäufer und Käufer sind über den Eigentumsübergang einig und bewilligen und beantragen die Eintragung. Die Notarin wird angewiesen, die Auflassung erst nach vollständiger Kaufpreiszahlung und nach Vorliegen der Lastenfreistellung für den Kaufgegenstand zur Eintragung zu bringen.</w:t>
-            </w:r>
-          </w:p>
-        </w:tc>
-        <w:tc>
-          <w:tcPr>
-            <w:tcW w:w="7620" w:type="dxa"/>
-            <w:tcBorders/>
-            <w:vAlign w:val="center"/>
-          </w:tcPr>
-          <w:p>
-            <w:pPr>
-              <w:pStyle w:val="TableContents"/>
-              <w:bidi w:val="0"/>
-              <w:spacing w:before="0" w:after="283"/>
-              <w:rPr/>
-            </w:pPr>
-            <w:r>
-              <w:rPr/>
-              <w:t>The Seller and Buyer agree on the transfer of ownership and approve and apply for registration. The Notary is instructed to register the disposition only after full payment of the Purchase Price and after the release of the goods purchased.</w:t>
+              <w:t>Verkäufer und Käufer sind über den Eigentumsübergang einig und bewilligen und beantragen die Eintragung. Die Notarin wird angewiesen, die Auflassung erst nach Zahlung aller fälligen, unstreitigen und nicht berechtigt zurückbehaltenen Kaufpreisbeträge sowie nach Vorliegen der Lastenfreistellung für den Kaufgegenstand zur Eintragung zu bringen. Berechtigt zurückbehaltene Restbeträge hindern die Umschreibung nicht, wenn sie durch eine unbefristete selbstschuldnerische Bankbürgschaft oder in anderer insolvenzfester Weise gesichert sind.</w:t>
+            </w:r>
+          </w:p>
+        </w:tc>
+        <w:tc>
+          <w:tcPr>
+            <w:tcW w:w="7620" w:type="dxa"/>
+            <w:tcBorders/>
+            <w:vAlign w:val="center"/>
+          </w:tcPr>
+          <w:p>
+            <w:pPr>
+              <w:pStyle w:val="TableContents"/>
+              <w:bidi w:val="0"/>
+              <w:spacing w:before="0" w:after="283"/>
+              <w:rPr/>
+            </w:pPr>
+            <w:r>
+              <w:rPr/>
+              <w:t>The Seller and Buyer agree on the transfer of ownership and approve and apply for registration. The Notary is instructed to register the conveyance only after payment of all due, undisputed and unjustly retained Purchase Price amounts as well as after the release of the goods purchased. Residual amounts entitled to be retained shall not prevent the transfer if they are secured by an unlimited bank guarantee or in any other insolvency-proof manner.</w:t>
             </w:r>
           </w:p>
         </w:tc>
@@ -6216,7 +6343,7 @@
             </w:pPr>
             <w:r>
               <w:rPr/>
-              <w:t>The Notary has informed the participants about the content and significance of the contract, the transfer of ownership only with Land Register registration, the significance of the dismissal reservation and the power of attorney, the MaBV due date requirements, the 5% security according to § 650m para. 2 BGB, the five-year limitation period for defects and the possibility of consulting our own technical consultants. It pointed out that, as an impartial public office holder, it did not provide any economic, tax or construction consultancy and did not check the ground, construction supervision and profitability of maintenance contracts.</w:t>
+              <w:t>The Notary has informed the participants about the content and significance of the contract, the transfer of ownership only with Land Register registration, the significance of the priority notice of conveyance and the power of attorney, the MaBV due date requirements, the 5% security according to § 650m para. 2 BGB, the five-year limitation period for defects and the possibility of consulting our own technical consultants. It pointed out that, as an impartial public office holder, it did not provide any economic, tax or construction consultancy and did not check the ground, construction supervision and profitability of maintenance contracts.</w:t>
             </w:r>
           </w:p>
         </w:tc>
@@ -6338,7 +6465,7 @@
             </w:pPr>
             <w:r>
               <w:rPr/>
-              <w:t>Declaration of partition including Community order of 21 October 2025, UR No. 1502/2025, with 1st addendum of 9 February 2026, UR No. 188/2026.</w:t>
+              <w:t>Declaration of Division including Community Rules of 21 October 2025, UR No. 1502/2025, with 1st addendum of 9 February 2026, UR No. 188/2026.</w:t>
             </w:r>
           </w:p>
         </w:tc>
@@ -6658,7 +6785,7 @@
             </w:pPr>
             <w:r>
               <w:rPr/>
-              <w:t>This transcript together with the construction description was read to the publications by the Notary, approved by them and then signed by hand:</w:t>
+              <w:t>This record together with the annexed Building Specification was read aloud to the persons appearing by the Notary, approved by them and then signed by hand:</w:t>
             </w:r>
           </w:p>
         </w:tc>
@@ -7420,11 +7547,11 @@
               <w:ind w:hanging="0" w:start="0" w:end="0"/>
               <w:rPr/>
             </w:pPr>
-            <w:bookmarkStart w:id="49" w:name="preliminary-remarks-on-the-description-o"/>
+            <w:bookmarkStart w:id="49" w:name="preliminary-remarks-on-the-building-spec"/>
             <w:bookmarkEnd w:id="49"/>
             <w:r>
               <w:rPr/>
-              <w:t>Preliminary remarks on the description of the building</w:t>
+              <w:t>Preliminary remarks on the Building Specification</w:t>
             </w:r>
           </w:p>
         </w:tc>
@@ -7452,7 +7579,7 @@
             </w:r>
             <w:r>
               <w:rPr/>
-              <w:t xml:space="preserve"> Diese Baubeschreibung beschreibt das Bausoll abschließend und ist mitbeurkundeter Bestandteil des Kaufvertrages. Wo sie konkrete Werte, Klassen oder Fabrikatsfamilien nennt, sind diese verbindlich; wo sie „gleichwertig” zulässt, ist die Gleichwertigkeit am genannten Kennwert zu messen.</w:t>
+              <w:t xml:space="preserve"> Diese Baubeschreibung ist mitbeurkundeter Bestandteil des Kaufvertrages und beschreibt das Bausoll für die aufgeführten Gewerke. Wo sie konkrete Werte, Klassen oder Fabrikatsfamilien nennt, sind diese verbindlich; wo sie „gleichwertig” zulässt, ist die Gleichwertigkeit am genannten Kennwert zu messen. Unvollständige oder unklare Angaben werden nach § 5.5 des Vertrages ausgelegt.</w:t>
             </w:r>
           </w:p>
         </w:tc>
@@ -7477,7 +7604,7 @@
             </w:r>
             <w:r>
               <w:rPr/>
-              <w:t xml:space="preserve"> This construction description describes the construction target in conclusion and is a certified part of the purchase contract. Where it specifies specific values, classes or families of manufacture, these are mandatory; where it allows ‘equivalent’, equivalence shall be measured on the said characteristic.</w:t>
+              <w:t xml:space="preserve"> This Building Specification is a certified part of the purchase contract and describes the contractual construction specification for the listed trades. Where it specifies specific values, classes or families of manufacture, these are mandatory; where it allows ‘equivalent’, equivalence shall be measured on the said characteristic. Incomplete or unclear information is interpreted in accordance with § 5.5 of the contract.</w:t>
             </w:r>
           </w:p>
         </w:tc>
@@ -7739,7 +7866,7 @@
             </w:r>
             <w:r>
               <w:rPr/>
-              <w:t xml:space="preserve"> Die Ausstattung entspricht der Linie „Marewald Komfort C”. Soweit einzelne Festlegungen offenbleiben, gilt mittlere Art und Güte nach Abschnitt V und § 5.5 des Vertrages.</w:t>
+              <w:t xml:space="preserve"> Die Ausstattung entspricht der Linie „Marewald Komfort C”. Soweit einzelne Festlegungen offenbleiben, gilt der Auslegungsmaßstab nach Abschnitt V und § 5.5 des Vertrages.</w:t>
             </w:r>
           </w:p>
         </w:tc>
@@ -7764,7 +7891,7 @@
             </w:r>
             <w:r>
               <w:rPr/>
-              <w:t xml:space="preserve"> The equipment corresponds to the line “Marewald Comfort C”. As far as individual provisions remain open, medium type and quality shall apply according to Section V and § 5.5 of the contract.</w:t>
+              <w:t xml:space="preserve"> The equipment corresponds to the line “Marewald Comfort C”. Insofar as individual provisions remain open, the interpretation standard according to Section V and § 5.5 of the contract applies.</w:t>
             </w:r>
           </w:p>
         </w:tc>
@@ -8264,7 +8391,7 @@
             </w:r>
             <w:r>
               <w:rPr/>
-              <w:t xml:space="preserve"> Living and sleeping rooms receive multi-layer parquet or design vinyl of the MK floor series (use class at least 23/31). Bathroom and guest toilet receive porcelain tiles of the series MK-Bad (formats 30 × 60 cm or 60 × 60 cm). The selection is made in the sample from these series.</w:t>
+              <w:t xml:space="preserve"> Living and sleeping rooms receive multi-layer parquet or design vinyl of the MK floor series (use class at least 23/31). Bathroom and guest toilet receive porcelain tiles of the series MK-Bad (formats 30 × 60 cm or 60 × 60 cm). The selection is made in the selection from these series.</w:t>
             </w:r>
           </w:p>
         </w:tc>
@@ -9266,11 +9393,11 @@
               <w:ind w:hanging="0" w:start="0" w:end="0"/>
               <w:rPr/>
             </w:pPr>
-            <w:bookmarkStart w:id="77" w:name="living-space-samples"/>
+            <w:bookmarkStart w:id="77" w:name="residential-floor-area-and-selection-of-"/>
             <w:bookmarkEnd w:id="77"/>
             <w:r>
               <w:rPr/>
-              <w:t>14 Living space, samples</w:t>
+              <w:t>14 Residential Floor Area and Selection of Finishes</w:t>
             </w:r>
           </w:p>
         </w:tc>
@@ -9464,7 +9591,7 @@
             </w:pPr>
             <w:r>
               <w:rPr/>
-              <w:t>This construction description is notarized with the purchase contract. In the event of contradictions between the description of the building, plans and the text of the contract, the more favourable interpretation for the Buyer applies, insofar as nothing clear emerges from the contract (§ 305c para 2 BGB).</w:t>
+              <w:t>This Building Specification is notarized with the purchase contract. In the event of contradictions between the Building Specification, plans and the text of the contract, the more favourable interpretation for the Buyer applies, insofar as nothing clear emerges from the contract (§ 305c para 2 BGB).</w:t>
             </w:r>
           </w:p>
         </w:tc>

--- a/docs/vertragsdokumente/bautraegervertrag-marewald/bautraegervertrag-marewald-de-en.docx
+++ b/docs/vertragsdokumente/bautraegervertrag-marewald/bautraegervertrag-marewald-de-en.docx
@@ -3350,7 +3350,7 @@
             </w:r>
             <w:r>
               <w:rPr/>
-              <w:t xml:space="preserve"> Vorleistung. Der vor Beurkundung gezahlte Betrag von 5.000,00 EUR wird vorbehaltlos und vollständig auf die erste fällige Kaufpreisrate angerechnet. Mit der Anrechnung sind keine Verzichts-, Anerkenntnis- oder Verfallwirkungen verbunden.</w:t>
+              <w:t xml:space="preserve"> Keine Vorleistungen. Vor der Beurkundung hat der Verkäufer keine auf den Erwerb, eine Reservierung oder Sonderwünsche entfallenden Zahlungen oder Sicherheiten entgegengenommen. Kaufpreiszahlungen und Zahlungen auf bauwerksbezogene Sonderwünsche werden ausschließlich nach Maßgabe der §§ 3.1 bis 3.3 und 3.5 angefordert.</w:t>
             </w:r>
           </w:p>
         </w:tc>
@@ -3375,7 +3375,7 @@
             </w:r>
             <w:r>
               <w:rPr/>
-              <w:t xml:space="preserve"> wholesale input. The amount of 5,000.00 EUR paid before the notarization will be credited without reservation and in full to the first Purchase Price installment due. Crediting shall not entail any waiver, recognition or forfeiture effects.</w:t>
+              <w:t xml:space="preserve"> No advance payments. Before notarisation, the Seller did not accept any payment or security relating to the acquisition, a reservation or special requests. Purchase Price payments and payments for construction-related special requests shall be requested only in accordance with sections 3.1 to 3.3 and 3.5.</w:t>
             </w:r>
           </w:p>
         </w:tc>
